--- a/CMA_Summaries_B4_Ch01.docx
+++ b/CMA_Summaries_B4_Ch01.docx
@@ -244,7 +244,7 @@
           <w:sz w:val="19"/>
           <w:szCs w:val="19"/>
         </w:rPr>
-        <w:t xml:space="preserve">Internal control is a process, carried out by the board, </w:t>
+        <w:t xml:space="preserve">Internal control is a process, carried out by the board, management and other staff, designed to give </w:t>
       </w:r>
       <w:r>
         <w:rPr>
@@ -276,7 +276,7 @@
           <w:sz w:val="19"/>
           <w:szCs w:val="19"/>
         </w:rPr>
-        <w:t xml:space="preserve"> and other staff, designed to give reasonable assurance that the </w:t>
+        <w:t xml:space="preserve"> assurance that the </w:t>
       </w:r>
       <w:r>
         <w:rPr>
@@ -586,535 +586,7 @@
                 <w:sz w:val="16"/>
                 <w:szCs w:val="16"/>
               </w:rPr>
-              <w:t xml:space="preserve">organization's   ·   procedure   ·   beside   ·   designed   ·   considered   ·   misstatement   ·   document   ·   prevent   ·   management</w:t>
-            </w:r>
-          </w:p>
-        </w:tc>
-      </w:tr>
-    </w:tbl>
-    <w:p/>
-    <w:tbl>
-      <w:tblPr>
-        <w:tblW w:type="pct" w:w="100%"/>
-        <w:tblLayout w:type="fixed"/>
-        <w:tblBorders>
-          <w:top w:val="single" w:color="353A7C" w:sz="6"/>
-          <w:left w:val="single" w:color="353A7C" w:sz="6"/>
-          <w:bottom w:val="single" w:color="353A7C" w:sz="6"/>
-          <w:right w:val="single" w:color="353A7C" w:sz="6"/>
-          <w:insideH w:val="single" w:color="353A7C" w:sz="6"/>
-          <w:insideV w:val="single" w:color="353A7C" w:sz="6"/>
-        </w:tblBorders>
-      </w:tblPr>
-      <w:tblGrid>
-        <w:gridCol w:w="1455"/>
-        <w:gridCol w:w="4224"/>
-        <w:gridCol w:w="3921"/>
-      </w:tblGrid>
-      <w:tr>
-        <w:tc>
-          <w:tcPr>
-            <w:tcW w:type="pct" w:w="5000"/>
-            <w:gridSpan w:val="3"/>
-            <w:shd w:fill="353A7C" w:val="clear"/>
-            <w:tcMar>
-              <w:top w:type="dxa" w:w="60"/>
-              <w:left w:type="dxa" w:w="120"/>
-              <w:bottom w:type="dxa" w:w="60"/>
-              <w:right w:type="dxa" w:w="120"/>
-            </w:tcMar>
-          </w:tcPr>
-          <w:p>
-            <w:pPr>
-              <w:spacing w:before="40" w:after="40"/>
-            </w:pPr>
-            <w:r>
-              <w:rPr>
-                <w:b/>
-                <w:bCs/>
-                <w:color w:val="FFFFFF"/>
-                <w:sz w:val="17"/>
-                <w:szCs w:val="17"/>
-              </w:rPr>
-              <w:t xml:space="preserve">The three risks, and the one the auditor controls</w:t>
-            </w:r>
-          </w:p>
-        </w:tc>
-      </w:tr>
-      <w:tr>
-        <w:tc>
-          <w:tcPr>
-            <w:tcW w:type="pct" w:w="758"/>
-            <w:shd w:fill="353A7C" w:val="clear"/>
-            <w:tcMar>
-              <w:top w:type="dxa" w:w="50"/>
-              <w:left w:type="dxa" w:w="110"/>
-              <w:bottom w:type="dxa" w:w="50"/>
-              <w:right w:type="dxa" w:w="110"/>
-            </w:tcMar>
-          </w:tcPr>
-          <w:p>
-            <w:pPr>
-              <w:spacing w:before="30" w:after="30"/>
-            </w:pPr>
-            <w:r>
-              <w:rPr>
-                <w:b/>
-                <w:bCs/>
-                <w:color w:val="FFFFFF"/>
-                <w:sz w:val="15"/>
-                <w:szCs w:val="15"/>
-              </w:rPr>
-              <w:t xml:space="preserve">Risk</w:t>
-            </w:r>
-          </w:p>
-        </w:tc>
-        <w:tc>
-          <w:tcPr>
-            <w:tcW w:type="pct" w:w="2200"/>
-            <w:shd w:fill="353A7C" w:val="clear"/>
-            <w:tcMar>
-              <w:top w:type="dxa" w:w="50"/>
-              <w:left w:type="dxa" w:w="110"/>
-              <w:bottom w:type="dxa" w:w="50"/>
-              <w:right w:type="dxa" w:w="110"/>
-            </w:tcMar>
-          </w:tcPr>
-          <w:p>
-            <w:pPr>
-              <w:spacing w:before="30" w:after="30"/>
-            </w:pPr>
-            <w:r>
-              <w:rPr>
-                <w:b/>
-                <w:bCs/>
-                <w:color w:val="FFFFFF"/>
-                <w:sz w:val="15"/>
-                <w:szCs w:val="15"/>
-              </w:rPr>
-              <w:t xml:space="preserve">What it means</w:t>
-            </w:r>
-          </w:p>
-        </w:tc>
-        <w:tc>
-          <w:tcPr>
-            <w:tcW w:type="pct" w:w="2042"/>
-            <w:shd w:fill="353A7C" w:val="clear"/>
-            <w:tcMar>
-              <w:top w:type="dxa" w:w="50"/>
-              <w:left w:type="dxa" w:w="110"/>
-              <w:bottom w:type="dxa" w:w="50"/>
-              <w:right w:type="dxa" w:w="110"/>
-            </w:tcMar>
-          </w:tcPr>
-          <w:p>
-            <w:pPr>
-              <w:spacing w:before="30" w:after="30"/>
-            </w:pPr>
-            <w:r>
-              <w:rPr>
-                <w:b/>
-                <w:bCs/>
-                <w:color w:val="FFFFFF"/>
-                <w:sz w:val="15"/>
-                <w:szCs w:val="15"/>
-              </w:rPr>
-              <w:t xml:space="preserve">At Orontes</w:t>
-            </w:r>
-          </w:p>
-        </w:tc>
-      </w:tr>
-      <w:tr>
-        <w:tc>
-          <w:tcPr>
-            <w:tcW w:type="pct" w:w="758"/>
-            <w:tcMar>
-              <w:top w:type="dxa" w:w="50"/>
-              <w:left w:type="dxa" w:w="110"/>
-              <w:bottom w:type="dxa" w:w="50"/>
-              <w:right w:type="dxa" w:w="110"/>
-            </w:tcMar>
-          </w:tcPr>
-          <w:p>
-            <w:pPr>
-              <w:spacing w:before="28" w:after="28"/>
-            </w:pPr>
-            <w:r>
-              <w:rPr>
-                <w:sz w:val="15"/>
-                <w:szCs w:val="15"/>
-              </w:rPr>
-              <w:t xml:space="preserve">Inherent risk</w:t>
-            </w:r>
-          </w:p>
-        </w:tc>
-        <w:tc>
-          <w:tcPr>
-            <w:tcW w:type="pct" w:w="2200"/>
-            <w:tcMar>
-              <w:top w:type="dxa" w:w="50"/>
-              <w:left w:type="dxa" w:w="110"/>
-              <w:bottom w:type="dxa" w:w="50"/>
-              <w:right w:type="dxa" w:w="110"/>
-            </w:tcMar>
-          </w:tcPr>
-          <w:p>
-            <w:pPr>
-              <w:spacing w:before="28" w:after="28"/>
-            </w:pPr>
-            <w:r>
-              <w:rPr>
-                <w:sz w:val="15"/>
-                <w:szCs w:val="15"/>
-              </w:rPr>
-              <w:t xml:space="preserve">How open an assertion is to material misstatement BEFORE considering any control</w:t>
-            </w:r>
-          </w:p>
-        </w:tc>
-        <w:tc>
-          <w:tcPr>
-            <w:tcW w:type="pct" w:w="2042"/>
-            <w:shd w:fill="FFFFFF" w:val="clear"/>
-            <w:tcMar>
-              <w:top w:type="dxa" w:w="50"/>
-              <w:left w:type="dxa" w:w="110"/>
-              <w:bottom w:type="dxa" w:w="50"/>
-              <w:right w:type="dxa" w:w="110"/>
-            </w:tcMar>
-          </w:tcPr>
-          <w:p>
-            <w:pPr>
-              <w:spacing w:before="46" w:after="46"/>
-            </w:pPr>
-            <w:r>
-              <w:rPr>
-                <w:b/>
-                <w:bCs/>
-                <w:color w:val="8186EF"/>
-                <w:sz w:val="14"/>
-                <w:szCs w:val="14"/>
-              </w:rPr>
-              <w:t xml:space="preserve">(11)</w:t>
-            </w:r>
-          </w:p>
-        </w:tc>
-      </w:tr>
-      <w:tr>
-        <w:tc>
-          <w:tcPr>
-            <w:tcW w:type="pct" w:w="758"/>
-            <w:shd w:fill="FBFAF6" w:val="clear"/>
-            <w:tcMar>
-              <w:top w:type="dxa" w:w="50"/>
-              <w:left w:type="dxa" w:w="110"/>
-              <w:bottom w:type="dxa" w:w="50"/>
-              <w:right w:type="dxa" w:w="110"/>
-            </w:tcMar>
-          </w:tcPr>
-          <w:p>
-            <w:pPr>
-              <w:spacing w:before="28" w:after="28"/>
-            </w:pPr>
-            <w:r>
-              <w:rPr>
-                <w:sz w:val="15"/>
-                <w:szCs w:val="15"/>
-              </w:rPr>
-              <w:t xml:space="preserve">Control risk</w:t>
-            </w:r>
-          </w:p>
-        </w:tc>
-        <w:tc>
-          <w:tcPr>
-            <w:tcW w:type="pct" w:w="2200"/>
-            <w:shd w:fill="FBFAF6" w:val="clear"/>
-            <w:tcMar>
-              <w:top w:type="dxa" w:w="50"/>
-              <w:left w:type="dxa" w:w="110"/>
-              <w:bottom w:type="dxa" w:w="50"/>
-              <w:right w:type="dxa" w:w="110"/>
-            </w:tcMar>
-          </w:tcPr>
-          <w:p>
-            <w:pPr>
-              <w:spacing w:before="28" w:after="28"/>
-            </w:pPr>
-            <w:r>
-              <w:rPr>
-                <w:sz w:val="15"/>
-                <w:szCs w:val="15"/>
-              </w:rPr>
-              <w:t xml:space="preserve">The risk that </w:t>
-            </w:r>
-            <w:r>
-              <w:rPr>
-                <w:b/>
-                <w:bCs/>
-                <w:color w:val="8186EF"/>
-                <w:sz w:val="14"/>
-                <w:szCs w:val="14"/>
-              </w:rPr>
-              <w:t xml:space="preserve"> (12) </w:t>
-            </w:r>
-            <w:r>
-              <w:rPr>
-                <w:u w:val="single"/>
-                <w:sz w:val="15"/>
-                <w:szCs w:val="15"/>
-              </w:rPr>
-              <w:t xml:space="preserve">              </w:t>
-            </w:r>
-            <w:r>
-              <w:rPr>
-                <w:sz w:val="15"/>
-                <w:szCs w:val="15"/>
-              </w:rPr>
-              <w:t xml:space="preserve"> </w:t>
-            </w:r>
-            <w:r>
-              <w:rPr>
-                <w:sz w:val="15"/>
-                <w:szCs w:val="15"/>
-              </w:rPr>
-              <w:t xml:space="preserve"> will not prevent or detect that misstatement in time</w:t>
-            </w:r>
-          </w:p>
-        </w:tc>
-        <w:tc>
-          <w:tcPr>
-            <w:tcW w:type="pct" w:w="2042"/>
-            <w:shd w:fill="FBFAF6" w:val="clear"/>
-            <w:tcMar>
-              <w:top w:type="dxa" w:w="50"/>
-              <w:left w:type="dxa" w:w="110"/>
-              <w:bottom w:type="dxa" w:w="50"/>
-              <w:right w:type="dxa" w:w="110"/>
-            </w:tcMar>
-          </w:tcPr>
-          <w:p>
-            <w:pPr>
-              <w:spacing w:before="28" w:after="28"/>
-            </w:pPr>
-            <w:r>
-              <w:rPr>
-                <w:sz w:val="15"/>
-                <w:szCs w:val="15"/>
-              </w:rPr>
-              <w:t xml:space="preserve">One storekeeper both receives and records stock</w:t>
-            </w:r>
-          </w:p>
-        </w:tc>
-      </w:tr>
-      <w:tr>
-        <w:tc>
-          <w:tcPr>
-            <w:tcW w:type="pct" w:w="758"/>
-            <w:tcMar>
-              <w:top w:type="dxa" w:w="50"/>
-              <w:left w:type="dxa" w:w="110"/>
-              <w:bottom w:type="dxa" w:w="50"/>
-              <w:right w:type="dxa" w:w="110"/>
-            </w:tcMar>
-          </w:tcPr>
-          <w:p>
-            <w:pPr>
-              <w:spacing w:before="28" w:after="28"/>
-            </w:pPr>
-            <w:r>
-              <w:rPr>
-                <w:sz w:val="15"/>
-                <w:szCs w:val="15"/>
-              </w:rPr>
-              <w:t xml:space="preserve">Detection risk</w:t>
-            </w:r>
-          </w:p>
-        </w:tc>
-        <w:tc>
-          <w:tcPr>
-            <w:tcW w:type="pct" w:w="2200"/>
-            <w:shd w:fill="FFFFFF" w:val="clear"/>
-            <w:tcMar>
-              <w:top w:type="dxa" w:w="50"/>
-              <w:left w:type="dxa" w:w="110"/>
-              <w:bottom w:type="dxa" w:w="50"/>
-              <w:right w:type="dxa" w:w="110"/>
-            </w:tcMar>
-          </w:tcPr>
-          <w:p>
-            <w:pPr>
-              <w:spacing w:before="46" w:after="46"/>
-            </w:pPr>
-            <w:r>
-              <w:rPr>
-                <w:b/>
-                <w:bCs/>
-                <w:color w:val="8186EF"/>
-                <w:sz w:val="14"/>
-                <w:szCs w:val="14"/>
-              </w:rPr>
-              <w:t xml:space="preserve">(13)</w:t>
-            </w:r>
-          </w:p>
-        </w:tc>
-        <w:tc>
-          <w:tcPr>
-            <w:tcW w:type="pct" w:w="2042"/>
-            <w:tcMar>
-              <w:top w:type="dxa" w:w="50"/>
-              <w:left w:type="dxa" w:w="110"/>
-              <w:bottom w:type="dxa" w:w="50"/>
-              <w:right w:type="dxa" w:w="110"/>
-            </w:tcMar>
-          </w:tcPr>
-          <w:p>
-            <w:pPr>
-              <w:spacing w:before="28" w:after="28"/>
-            </w:pPr>
-            <w:r>
-              <w:rPr>
-                <w:sz w:val="15"/>
-                <w:szCs w:val="15"/>
-              </w:rPr>
-              <w:t xml:space="preserve">The auditor samples only large issues and misses many small ones</w:t>
-            </w:r>
-          </w:p>
-        </w:tc>
-      </w:tr>
-      <w:tr>
-        <w:tc>
-          <w:tcPr>
-            <w:tcW w:type="pct" w:w="758"/>
-            <w:shd w:fill="FBFAF6" w:val="clear"/>
-            <w:tcMar>
-              <w:top w:type="dxa" w:w="50"/>
-              <w:left w:type="dxa" w:w="110"/>
-              <w:bottom w:type="dxa" w:w="50"/>
-              <w:right w:type="dxa" w:w="110"/>
-            </w:tcMar>
-          </w:tcPr>
-          <w:p>
-            <w:pPr>
-              <w:spacing w:before="28" w:after="28"/>
-            </w:pPr>
-            <w:r>
-              <w:rPr>
-                <w:sz w:val="15"/>
-                <w:szCs w:val="15"/>
-              </w:rPr>
-              <w:t xml:space="preserve">Audit risk</w:t>
-            </w:r>
-          </w:p>
-        </w:tc>
-        <w:tc>
-          <w:tcPr>
-            <w:tcW w:type="pct" w:w="2200"/>
-            <w:shd w:fill="FBFAF6" w:val="clear"/>
-            <w:tcMar>
-              <w:top w:type="dxa" w:w="50"/>
-              <w:left w:type="dxa" w:w="110"/>
-              <w:bottom w:type="dxa" w:w="50"/>
-              <w:right w:type="dxa" w:w="110"/>
-            </w:tcMar>
-          </w:tcPr>
-          <w:p>
-            <w:pPr>
-              <w:spacing w:before="28" w:after="28"/>
-            </w:pPr>
-            <w:r>
-              <w:rPr>
-                <w:sz w:val="15"/>
-                <w:szCs w:val="15"/>
-              </w:rPr>
-              <w:t xml:space="preserve">inherent x control x detection</w:t>
-            </w:r>
-          </w:p>
-        </w:tc>
-        <w:tc>
-          <w:tcPr>
-            <w:tcW w:type="pct" w:w="2042"/>
-            <w:shd w:fill="FFFFFF" w:val="clear"/>
-            <w:tcMar>
-              <w:top w:type="dxa" w:w="50"/>
-              <w:left w:type="dxa" w:w="110"/>
-              <w:bottom w:type="dxa" w:w="50"/>
-              <w:right w:type="dxa" w:w="110"/>
-            </w:tcMar>
-          </w:tcPr>
-          <w:p>
-            <w:pPr>
-              <w:spacing w:before="46" w:after="46"/>
-            </w:pPr>
-            <w:r>
-              <w:rPr>
-                <w:b/>
-                <w:bCs/>
-                <w:color w:val="8186EF"/>
-                <w:sz w:val="14"/>
-                <w:szCs w:val="14"/>
-              </w:rPr>
-              <w:t xml:space="preserve">(14)</w:t>
-            </w:r>
-          </w:p>
-        </w:tc>
-      </w:tr>
-    </w:tbl>
-    <w:p/>
-    <w:tbl>
-      <w:tblPr>
-        <w:tblW w:type="pct" w:w="100%"/>
-        <w:tblLayout w:type="fixed"/>
-        <w:tblBorders>
-          <w:top w:val="single" w:color="FBFAF6" w:sz="4"/>
-          <w:left w:val="single" w:color="FBFAF6" w:sz="4"/>
-          <w:bottom w:val="single" w:color="FBFAF6" w:sz="4"/>
-          <w:right w:val="single" w:color="FBFAF6" w:sz="4"/>
-          <w:insideH w:val="single" w:color="FBFAF6" w:sz="4"/>
-          <w:insideV w:val="single" w:color="FBFAF6" w:sz="4"/>
-        </w:tblBorders>
-      </w:tblPr>
-      <w:tblGrid>
-        <w:gridCol w:w="9600"/>
-      </w:tblGrid>
-      <w:tr>
-        <w:tc>
-          <w:tcPr>
-            <w:tcW w:type="pct" w:w="5000"/>
-            <w:shd w:fill="FBFAF6" w:val="clear"/>
-            <w:tcMar>
-              <w:top w:type="dxa" w:w="40"/>
-              <w:left w:type="dxa" w:w="100"/>
-              <w:bottom w:type="dxa" w:w="40"/>
-              <w:right w:type="dxa" w:w="100"/>
-            </w:tcMar>
-          </w:tcPr>
-          <w:p>
-            <w:pPr>
-              <w:spacing w:before="18" w:after="6"/>
-            </w:pPr>
-            <w:r>
-              <w:rPr>
-                <w:b/>
-                <w:bCs/>
-                <w:color w:val="6B7280"/>
-                <w:sz w:val="14"/>
-                <w:szCs w:val="14"/>
-              </w:rPr>
-              <w:t xml:space="preserve">word list</w:t>
-            </w:r>
-          </w:p>
-          <w:p>
-            <w:pPr>
-              <w:spacing w:before="0" w:after="18"/>
-            </w:pPr>
-            <w:r>
-              <w:rPr>
-                <w:b/>
-                <w:bCs/>
-                <w:color w:val="353A7C"/>
-                <w:sz w:val="16"/>
-                <w:szCs w:val="16"/>
-              </w:rPr>
-              <w:t xml:space="preserve">internal control   ·   control risk   ·   Spices are small, valuable and easy to carry out   ·   The risk that the auditor's own procedures miss it   ·   The only one the auditor can change is detection risk</w:t>
+              <w:t xml:space="preserve">organization's   ·   procedure   ·   beside   ·   designed   ·   considered   ·   misstatement   ·   document   ·   prevent   ·   reasonable</w:t>
             </w:r>
           </w:p>
         </w:tc>
@@ -1123,18 +595,6 @@
     <w:p/>
     <w:p>
       <w:pPr>
-        <w:pageBreakBefore w:val="true"/>
-        <w:spacing w:after="0"/>
-      </w:pPr>
-      <w:r>
-        <w:rPr>
-          <w:sz w:val="2"/>
-        </w:rPr>
-        <w:t xml:space="preserve"> </w:t>
-      </w:r>
-    </w:p>
-    <w:p>
-      <w:pPr>
         <w:spacing w:before="44" w:after="14"/>
       </w:pPr>
       <w:r>
@@ -1153,7 +613,7 @@
           <w:sz w:val="16"/>
           <w:szCs w:val="16"/>
         </w:rPr>
-        <w:t xml:space="preserve">      gaps 15–19</w:t>
+        <w:t xml:space="preserve">      gaps 11–15</w:t>
       </w:r>
     </w:p>
     <w:p>
@@ -1176,7 +636,7 @@
           <w:sz w:val="15"/>
           <w:szCs w:val="15"/>
         </w:rPr>
-        <w:t xml:space="preserve"> (15) </w:t>
+        <w:t xml:space="preserve"> (11) </w:t>
       </w:r>
       <w:r>
         <w:rPr>
@@ -1205,7 +665,7 @@
           <w:sz w:val="19"/>
           <w:szCs w:val="19"/>
         </w:rPr>
-        <w:t xml:space="preserve"/>
+        <w:t xml:space="preserve">Management can reduce inherent risk by changing what the business does, and control risk by </w:t>
       </w:r>
       <w:r>
         <w:rPr>
@@ -1215,7 +675,7 @@
           <w:sz w:val="15"/>
           <w:szCs w:val="15"/>
         </w:rPr>
-        <w:t xml:space="preserve"> (16) </w:t>
+        <w:t xml:space="preserve"> (12) </w:t>
       </w:r>
       <w:r>
         <w:rPr>
@@ -1223,7 +683,7 @@
           <w:sz w:val="19"/>
           <w:szCs w:val="19"/>
         </w:rPr>
-        <w:t xml:space="preserve">            </w:t>
+        <w:t xml:space="preserve">           </w:t>
       </w:r>
       <w:r>
         <w:rPr>
@@ -1237,7 +697,7 @@
           <w:sz w:val="19"/>
           <w:szCs w:val="19"/>
         </w:rPr>
-        <w:t xml:space="preserve"> can reduce inherent risk by changing what the business does, and control risk by designing better controls, but only the auditor can change detection risk, by testing more or </w:t>
+        <w:t xml:space="preserve"> better controls, but only the auditor can change detection risk, by testing more or </w:t>
       </w:r>
       <w:r>
         <w:rPr>
@@ -1247,7 +707,7 @@
           <w:sz w:val="15"/>
           <w:szCs w:val="15"/>
         </w:rPr>
-        <w:t xml:space="preserve"> (17) </w:t>
+        <w:t xml:space="preserve"> (13) </w:t>
       </w:r>
       <w:r>
         <w:rPr>
@@ -1286,7 +746,7 @@
           <w:sz w:val="15"/>
           <w:szCs w:val="15"/>
         </w:rPr>
-        <w:t xml:space="preserve"> (18) </w:t>
+        <w:t xml:space="preserve"> (14) </w:t>
       </w:r>
       <w:r>
         <w:rPr>
@@ -1318,7 +778,7 @@
           <w:sz w:val="15"/>
           <w:szCs w:val="15"/>
         </w:rPr>
-        <w:t xml:space="preserve"> (19) </w:t>
+        <w:t xml:space="preserve"> (15) </w:t>
       </w:r>
       <w:r>
         <w:rPr>
@@ -1398,7 +858,7 @@
                 <w:sz w:val="16"/>
                 <w:szCs w:val="16"/>
               </w:rPr>
-              <w:t xml:space="preserve">multiply   ·   differently   ·   identify   ·   controls   ·   Managing   ·   Management</w:t>
+              <w:t xml:space="preserve">designing   ·   differently   ·   identify   ·   Managing   ·   multiply   ·   follows</w:t>
             </w:r>
           </w:p>
         </w:tc>
@@ -1407,6 +867,18 @@
     <w:p/>
     <w:p>
       <w:pPr>
+        <w:pageBreakBefore w:val="true"/>
+        <w:spacing w:after="0"/>
+      </w:pPr>
+      <w:r>
+        <w:rPr>
+          <w:sz w:val="2"/>
+        </w:rPr>
+        <w:t xml:space="preserve"> </w:t>
+      </w:r>
+    </w:p>
+    <w:p>
+      <w:pPr>
         <w:spacing w:before="44" w:after="10"/>
       </w:pPr>
       <w:r>
@@ -1430,7 +902,7 @@
           <w:sz w:val="15"/>
           <w:szCs w:val="15"/>
         </w:rPr>
-        <w:t xml:space="preserve">Each term sits against what it means.</w:t>
+        <w:t xml:space="preserve">Each term sits against what it means, and an instance of it.</w:t>
       </w:r>
     </w:p>
     <w:p>
@@ -1441,7 +913,7 @@
       <w:r>
         <w:drawing>
           <wp:inline distT="0" distB="0" distL="0" distR="0">
-            <wp:extent cx="5734050" cy="2527500"/>
+            <wp:extent cx="5734050" cy="3259350"/>
             <wp:effectExtent t="0" r="0" b="0" l="0"/>
             <wp:docPr id="1" name="" descr="" title=""/>
             <wp:cNvGraphicFramePr>
@@ -1466,7 +938,7 @@
                   <pic:spPr bwMode="auto">
                     <a:xfrm>
                       <a:off x="0" y="0"/>
-                      <a:ext cx="5734050" cy="2527500"/>
+                      <a:ext cx="5734050" cy="3259350"/>
                     </a:xfrm>
                     <a:prstGeom prst="rect">
                       <a:avLst/>
@@ -1534,7 +1006,7 @@
                 <w:sz w:val="16"/>
                 <w:szCs w:val="16"/>
               </w:rPr>
-              <w:t xml:space="preserve">inherent risk   ·   control risk   ·   Detection risk</w:t>
+              <w:t xml:space="preserve">Control risk   ·   Inherent risk   ·   Detection risk</w:t>
             </w:r>
           </w:p>
         </w:tc>
@@ -1919,14 +1391,14 @@
                 <w:sz w:val="16"/>
                 <w:szCs w:val="16"/>
               </w:rPr>
-              <w:t xml:space="preserve">12  </w:t>
-            </w:r>
-            <w:r>
-              <w:rPr>
-                <w:sz w:val="16"/>
-                <w:szCs w:val="16"/>
-              </w:rPr>
-              <w:t xml:space="preserve">internal control</w:t>
+              <w:t xml:space="preserve">10  </w:t>
+            </w:r>
+            <w:r>
+              <w:rPr>
+                <w:sz w:val="16"/>
+                <w:szCs w:val="16"/>
+              </w:rPr>
+              <w:t xml:space="preserve">considered</w:t>
             </w:r>
           </w:p>
         </w:tc>
@@ -1987,14 +1459,14 @@
                 <w:sz w:val="16"/>
                 <w:szCs w:val="16"/>
               </w:rPr>
-              <w:t xml:space="preserve">13  </w:t>
-            </w:r>
-            <w:r>
-              <w:rPr>
-                <w:sz w:val="16"/>
-                <w:szCs w:val="16"/>
-              </w:rPr>
-              <w:t xml:space="preserve">The risk that the auditor's own procedures miss it</w:t>
+              <w:t xml:space="preserve">11  </w:t>
+            </w:r>
+            <w:r>
+              <w:rPr>
+                <w:sz w:val="16"/>
+                <w:szCs w:val="16"/>
+              </w:rPr>
+              <w:t xml:space="preserve">multiply</w:t>
             </w:r>
           </w:p>
         </w:tc>
@@ -2029,7 +1501,7 @@
                 <w:sz w:val="16"/>
                 <w:szCs w:val="16"/>
               </w:rPr>
-              <w:t xml:space="preserve">management</w:t>
+              <w:t xml:space="preserve">reasonable</w:t>
             </w:r>
           </w:p>
         </w:tc>
@@ -2055,14 +1527,14 @@
                 <w:sz w:val="16"/>
                 <w:szCs w:val="16"/>
               </w:rPr>
-              <w:t xml:space="preserve">14  </w:t>
-            </w:r>
-            <w:r>
-              <w:rPr>
-                <w:sz w:val="16"/>
-                <w:szCs w:val="16"/>
-              </w:rPr>
-              <w:t xml:space="preserve">The only one the auditor can change is detection risk</w:t>
+              <w:t xml:space="preserve">12  </w:t>
+            </w:r>
+            <w:r>
+              <w:rPr>
+                <w:sz w:val="16"/>
+                <w:szCs w:val="16"/>
+              </w:rPr>
+              <w:t xml:space="preserve">designing</w:t>
             </w:r>
           </w:p>
         </w:tc>
@@ -2123,14 +1595,14 @@
                 <w:sz w:val="16"/>
                 <w:szCs w:val="16"/>
               </w:rPr>
-              <w:t xml:space="preserve">15  </w:t>
-            </w:r>
-            <w:r>
-              <w:rPr>
-                <w:sz w:val="16"/>
-                <w:szCs w:val="16"/>
-              </w:rPr>
-              <w:t xml:space="preserve">multiply</w:t>
+              <w:t xml:space="preserve">13  </w:t>
+            </w:r>
+            <w:r>
+              <w:rPr>
+                <w:sz w:val="16"/>
+                <w:szCs w:val="16"/>
+              </w:rPr>
+              <w:t xml:space="preserve">differently</w:t>
             </w:r>
           </w:p>
         </w:tc>
@@ -2191,14 +1663,14 @@
                 <w:sz w:val="16"/>
                 <w:szCs w:val="16"/>
               </w:rPr>
-              <w:t xml:space="preserve">16  </w:t>
-            </w:r>
-            <w:r>
-              <w:rPr>
-                <w:sz w:val="16"/>
-                <w:szCs w:val="16"/>
-              </w:rPr>
-              <w:t xml:space="preserve">Management</w:t>
+              <w:t xml:space="preserve">14  </w:t>
+            </w:r>
+            <w:r>
+              <w:rPr>
+                <w:sz w:val="16"/>
+                <w:szCs w:val="16"/>
+              </w:rPr>
+              <w:t xml:space="preserve">Managing</w:t>
             </w:r>
           </w:p>
         </w:tc>
@@ -2259,14 +1731,14 @@
                 <w:sz w:val="16"/>
                 <w:szCs w:val="16"/>
               </w:rPr>
-              <w:t xml:space="preserve">17  </w:t>
-            </w:r>
-            <w:r>
-              <w:rPr>
-                <w:sz w:val="16"/>
-                <w:szCs w:val="16"/>
-              </w:rPr>
-              <w:t xml:space="preserve">differently</w:t>
+              <w:t xml:space="preserve">15  </w:t>
+            </w:r>
+            <w:r>
+              <w:rPr>
+                <w:sz w:val="16"/>
+                <w:szCs w:val="16"/>
+              </w:rPr>
+              <w:t xml:space="preserve">identify</w:t>
             </w:r>
           </w:p>
         </w:tc>
@@ -2327,14 +1799,14 @@
                 <w:sz w:val="16"/>
                 <w:szCs w:val="16"/>
               </w:rPr>
-              <w:t xml:space="preserve">18  </w:t>
-            </w:r>
-            <w:r>
-              <w:rPr>
-                <w:sz w:val="16"/>
-                <w:szCs w:val="16"/>
-              </w:rPr>
-              <w:t xml:space="preserve">Managing</w:t>
+              <w:t xml:space="preserve">16  </w:t>
+            </w:r>
+            <w:r>
+              <w:rPr>
+                <w:sz w:val="16"/>
+                <w:szCs w:val="16"/>
+              </w:rPr>
+              <w:t xml:space="preserve">Inherent risk</w:t>
             </w:r>
           </w:p>
         </w:tc>
@@ -2395,14 +1867,14 @@
                 <w:sz w:val="16"/>
                 <w:szCs w:val="16"/>
               </w:rPr>
-              <w:t xml:space="preserve">19  </w:t>
-            </w:r>
-            <w:r>
-              <w:rPr>
-                <w:sz w:val="16"/>
-                <w:szCs w:val="16"/>
-              </w:rPr>
-              <w:t xml:space="preserve">identify</w:t>
+              <w:t xml:space="preserve">17  </w:t>
+            </w:r>
+            <w:r>
+              <w:rPr>
+                <w:sz w:val="16"/>
+                <w:szCs w:val="16"/>
+              </w:rPr>
+              <w:t xml:space="preserve">Control risk</w:t>
             </w:r>
           </w:p>
         </w:tc>
@@ -2438,142 +1910,6 @@
                 <w:szCs w:val="16"/>
               </w:rPr>
               <w:t xml:space="preserve">beside</w:t>
-            </w:r>
-          </w:p>
-        </w:tc>
-        <w:tc>
-          <w:tcPr>
-            <w:tcW w:type="pct" w:w="2500"/>
-            <w:tcMar>
-              <w:top w:type="dxa" w:w="20"/>
-              <w:left w:type="dxa" w:w="80"/>
-              <w:bottom w:type="dxa" w:w="20"/>
-              <w:right w:type="dxa" w:w="80"/>
-            </w:tcMar>
-          </w:tcPr>
-          <w:p>
-            <w:pPr>
-              <w:spacing w:before="12" w:after="12"/>
-            </w:pPr>
-            <w:r>
-              <w:rPr>
-                <w:b/>
-                <w:bCs/>
-                <w:color w:val="8186EF"/>
-                <w:sz w:val="16"/>
-                <w:szCs w:val="16"/>
-              </w:rPr>
-              <w:t xml:space="preserve">20  </w:t>
-            </w:r>
-            <w:r>
-              <w:rPr>
-                <w:sz w:val="16"/>
-                <w:szCs w:val="16"/>
-              </w:rPr>
-              <w:t xml:space="preserve">control risk</w:t>
-            </w:r>
-          </w:p>
-        </w:tc>
-      </w:tr>
-      <w:tr>
-        <w:tc>
-          <w:tcPr>
-            <w:tcW w:type="pct" w:w="2500"/>
-            <w:tcMar>
-              <w:top w:type="dxa" w:w="20"/>
-              <w:left w:type="dxa" w:w="80"/>
-              <w:bottom w:type="dxa" w:w="20"/>
-              <w:right w:type="dxa" w:w="80"/>
-            </w:tcMar>
-          </w:tcPr>
-          <w:p>
-            <w:pPr>
-              <w:spacing w:before="12" w:after="12"/>
-            </w:pPr>
-            <w:r>
-              <w:rPr>
-                <w:b/>
-                <w:bCs/>
-                <w:color w:val="8186EF"/>
-                <w:sz w:val="16"/>
-                <w:szCs w:val="16"/>
-              </w:rPr>
-              <w:t xml:space="preserve">10  </w:t>
-            </w:r>
-            <w:r>
-              <w:rPr>
-                <w:sz w:val="16"/>
-                <w:szCs w:val="16"/>
-              </w:rPr>
-              <w:t xml:space="preserve">considered</w:t>
-            </w:r>
-          </w:p>
-        </w:tc>
-        <w:tc>
-          <w:tcPr>
-            <w:tcW w:type="pct" w:w="2500"/>
-            <w:tcMar>
-              <w:top w:type="dxa" w:w="20"/>
-              <w:left w:type="dxa" w:w="80"/>
-              <w:bottom w:type="dxa" w:w="20"/>
-              <w:right w:type="dxa" w:w="80"/>
-            </w:tcMar>
-          </w:tcPr>
-          <w:p>
-            <w:pPr>
-              <w:spacing w:before="12" w:after="12"/>
-            </w:pPr>
-            <w:r>
-              <w:rPr>
-                <w:b/>
-                <w:bCs/>
-                <w:color w:val="8186EF"/>
-                <w:sz w:val="16"/>
-                <w:szCs w:val="16"/>
-              </w:rPr>
-              <w:t xml:space="preserve">21  </w:t>
-            </w:r>
-            <w:r>
-              <w:rPr>
-                <w:sz w:val="16"/>
-                <w:szCs w:val="16"/>
-              </w:rPr>
-              <w:t xml:space="preserve">inherent risk</w:t>
-            </w:r>
-          </w:p>
-        </w:tc>
-      </w:tr>
-      <w:tr>
-        <w:tc>
-          <w:tcPr>
-            <w:tcW w:type="pct" w:w="2500"/>
-            <w:tcMar>
-              <w:top w:type="dxa" w:w="20"/>
-              <w:left w:type="dxa" w:w="80"/>
-              <w:bottom w:type="dxa" w:w="20"/>
-              <w:right w:type="dxa" w:w="80"/>
-            </w:tcMar>
-          </w:tcPr>
-          <w:p>
-            <w:pPr>
-              <w:spacing w:before="12" w:after="12"/>
-            </w:pPr>
-            <w:r>
-              <w:rPr>
-                <w:b/>
-                <w:bCs/>
-                <w:color w:val="8186EF"/>
-                <w:sz w:val="16"/>
-                <w:szCs w:val="16"/>
-              </w:rPr>
-              <w:t xml:space="preserve">11  </w:t>
-            </w:r>
-            <w:r>
-              <w:rPr>
-                <w:sz w:val="16"/>
-                <w:szCs w:val="16"/>
-              </w:rPr>
-              <w:t xml:space="preserve">Spices are small, valuable and easy to carry out</w:t>
             </w:r>
           </w:p>
         </w:tc>
@@ -2919,428 +2255,6 @@
       </w:tr>
     </w:tbl>
     <w:p/>
-    <w:tbl>
-      <w:tblPr>
-        <w:tblW w:type="pct" w:w="100%"/>
-        <w:tblLayout w:type="fixed"/>
-        <w:tblBorders>
-          <w:top w:val="single" w:color="353A7C" w:sz="6"/>
-          <w:left w:val="single" w:color="353A7C" w:sz="6"/>
-          <w:bottom w:val="single" w:color="353A7C" w:sz="6"/>
-          <w:right w:val="single" w:color="353A7C" w:sz="6"/>
-          <w:insideH w:val="single" w:color="353A7C" w:sz="6"/>
-          <w:insideV w:val="single" w:color="353A7C" w:sz="6"/>
-        </w:tblBorders>
-      </w:tblPr>
-      <w:tblGrid>
-        <w:gridCol w:w="1455"/>
-        <w:gridCol w:w="3921"/>
-        <w:gridCol w:w="4224"/>
-      </w:tblGrid>
-      <w:tr>
-        <w:tc>
-          <w:tcPr>
-            <w:tcW w:type="pct" w:w="5000"/>
-            <w:gridSpan w:val="3"/>
-            <w:shd w:fill="353A7C" w:val="clear"/>
-            <w:tcMar>
-              <w:top w:type="dxa" w:w="60"/>
-              <w:left w:type="dxa" w:w="120"/>
-              <w:bottom w:type="dxa" w:w="60"/>
-              <w:right w:type="dxa" w:w="120"/>
-            </w:tcMar>
-          </w:tcPr>
-          <w:p>
-            <w:pPr>
-              <w:spacing w:before="40" w:after="40"/>
-            </w:pPr>
-            <w:r>
-              <w:rPr>
-                <w:b/>
-                <w:bCs/>
-                <w:color w:val="FFFFFF"/>
-                <w:sz w:val="17"/>
-                <w:szCs w:val="17"/>
-              </w:rPr>
-              <w:t xml:space="preserve">The three categories of control objective</w:t>
-            </w:r>
-          </w:p>
-        </w:tc>
-      </w:tr>
-      <w:tr>
-        <w:tc>
-          <w:tcPr>
-            <w:tcW w:type="pct" w:w="758"/>
-            <w:shd w:fill="353A7C" w:val="clear"/>
-            <w:tcMar>
-              <w:top w:type="dxa" w:w="50"/>
-              <w:left w:type="dxa" w:w="110"/>
-              <w:bottom w:type="dxa" w:w="50"/>
-              <w:right w:type="dxa" w:w="110"/>
-            </w:tcMar>
-          </w:tcPr>
-          <w:p>
-            <w:pPr>
-              <w:spacing w:before="30" w:after="30"/>
-            </w:pPr>
-            <w:r>
-              <w:rPr>
-                <w:b/>
-                <w:bCs/>
-                <w:color w:val="FFFFFF"/>
-                <w:sz w:val="15"/>
-                <w:szCs w:val="15"/>
-              </w:rPr>
-              <w:t xml:space="preserve">Objective category</w:t>
-            </w:r>
-          </w:p>
-        </w:tc>
-        <w:tc>
-          <w:tcPr>
-            <w:tcW w:type="pct" w:w="2042"/>
-            <w:shd w:fill="353A7C" w:val="clear"/>
-            <w:tcMar>
-              <w:top w:type="dxa" w:w="50"/>
-              <w:left w:type="dxa" w:w="110"/>
-              <w:bottom w:type="dxa" w:w="50"/>
-              <w:right w:type="dxa" w:w="110"/>
-            </w:tcMar>
-          </w:tcPr>
-          <w:p>
-            <w:pPr>
-              <w:spacing w:before="30" w:after="30"/>
-            </w:pPr>
-            <w:r>
-              <w:rPr>
-                <w:b/>
-                <w:bCs/>
-                <w:color w:val="FFFFFF"/>
-                <w:sz w:val="15"/>
-                <w:szCs w:val="15"/>
-              </w:rPr>
-              <w:t xml:space="preserve">What it covers</w:t>
-            </w:r>
-          </w:p>
-        </w:tc>
-        <w:tc>
-          <w:tcPr>
-            <w:tcW w:type="pct" w:w="2200"/>
-            <w:shd w:fill="353A7C" w:val="clear"/>
-            <w:tcMar>
-              <w:top w:type="dxa" w:w="50"/>
-              <w:left w:type="dxa" w:w="110"/>
-              <w:bottom w:type="dxa" w:w="50"/>
-              <w:right w:type="dxa" w:w="110"/>
-            </w:tcMar>
-          </w:tcPr>
-          <w:p>
-            <w:pPr>
-              <w:spacing w:before="30" w:after="30"/>
-            </w:pPr>
-            <w:r>
-              <w:rPr>
-                <w:b/>
-                <w:bCs/>
-                <w:color w:val="FFFFFF"/>
-                <w:sz w:val="15"/>
-                <w:szCs w:val="15"/>
-              </w:rPr>
-              <w:t xml:space="preserve">At Orontes</w:t>
-            </w:r>
-          </w:p>
-        </w:tc>
-      </w:tr>
-      <w:tr>
-        <w:tc>
-          <w:tcPr>
-            <w:tcW w:type="pct" w:w="758"/>
-            <w:tcMar>
-              <w:top w:type="dxa" w:w="50"/>
-              <w:left w:type="dxa" w:w="110"/>
-              <w:bottom w:type="dxa" w:w="50"/>
-              <w:right w:type="dxa" w:w="110"/>
-            </w:tcMar>
-          </w:tcPr>
-          <w:p>
-            <w:pPr>
-              <w:spacing w:before="28" w:after="28"/>
-            </w:pPr>
-            <w:r>
-              <w:rPr>
-                <w:sz w:val="15"/>
-                <w:szCs w:val="15"/>
-              </w:rPr>
-              <w:t xml:space="preserve">Operations</w:t>
-            </w:r>
-          </w:p>
-        </w:tc>
-        <w:tc>
-          <w:tcPr>
-            <w:tcW w:type="pct" w:w="2042"/>
-            <w:tcMar>
-              <w:top w:type="dxa" w:w="50"/>
-              <w:left w:type="dxa" w:w="110"/>
-              <w:bottom w:type="dxa" w:w="50"/>
-              <w:right w:type="dxa" w:w="110"/>
-            </w:tcMar>
-          </w:tcPr>
-          <w:p>
-            <w:pPr>
-              <w:spacing w:before="28" w:after="28"/>
-            </w:pPr>
-            <w:r>
-              <w:rPr>
-                <w:sz w:val="15"/>
-                <w:szCs w:val="15"/>
-              </w:rPr>
-              <w:t xml:space="preserve">Effectiveness and efficiency, including safeguarding assets</w:t>
-            </w:r>
-          </w:p>
-        </w:tc>
-        <w:tc>
-          <w:tcPr>
-            <w:tcW w:type="pct" w:w="2200"/>
-            <w:shd w:fill="FFFFFF" w:val="clear"/>
-            <w:tcMar>
-              <w:top w:type="dxa" w:w="50"/>
-              <w:left w:type="dxa" w:w="110"/>
-              <w:bottom w:type="dxa" w:w="50"/>
-              <w:right w:type="dxa" w:w="110"/>
-            </w:tcMar>
-          </w:tcPr>
-          <w:p>
-            <w:pPr>
-              <w:spacing w:before="46" w:after="46"/>
-            </w:pPr>
-            <w:r>
-              <w:rPr>
-                <w:b/>
-                <w:bCs/>
-                <w:color w:val="8186EF"/>
-                <w:sz w:val="14"/>
-                <w:szCs w:val="14"/>
-              </w:rPr>
-              <w:t xml:space="preserve">(3)</w:t>
-            </w:r>
-          </w:p>
-        </w:tc>
-      </w:tr>
-      <w:tr>
-        <w:tc>
-          <w:tcPr>
-            <w:tcW w:type="pct" w:w="758"/>
-            <w:shd w:fill="FBFAF6" w:val="clear"/>
-            <w:tcMar>
-              <w:top w:type="dxa" w:w="50"/>
-              <w:left w:type="dxa" w:w="110"/>
-              <w:bottom w:type="dxa" w:w="50"/>
-              <w:right w:type="dxa" w:w="110"/>
-            </w:tcMar>
-          </w:tcPr>
-          <w:p>
-            <w:pPr>
-              <w:spacing w:before="28" w:after="28"/>
-            </w:pPr>
-            <w:r>
-              <w:rPr>
-                <w:sz w:val="15"/>
-                <w:szCs w:val="15"/>
-              </w:rPr>
-              <w:t xml:space="preserve">Reporting</w:t>
-            </w:r>
-          </w:p>
-        </w:tc>
-        <w:tc>
-          <w:tcPr>
-            <w:tcW w:type="pct" w:w="2042"/>
-            <w:shd w:fill="FFFFFF" w:val="clear"/>
-            <w:tcMar>
-              <w:top w:type="dxa" w:w="50"/>
-              <w:left w:type="dxa" w:w="110"/>
-              <w:bottom w:type="dxa" w:w="50"/>
-              <w:right w:type="dxa" w:w="110"/>
-            </w:tcMar>
-          </w:tcPr>
-          <w:p>
-            <w:pPr>
-              <w:spacing w:before="46" w:after="46"/>
-            </w:pPr>
-            <w:r>
-              <w:rPr>
-                <w:b/>
-                <w:bCs/>
-                <w:color w:val="8186EF"/>
-                <w:sz w:val="14"/>
-                <w:szCs w:val="14"/>
-              </w:rPr>
-              <w:t xml:space="preserve">(4)</w:t>
-            </w:r>
-          </w:p>
-        </w:tc>
-        <w:tc>
-          <w:tcPr>
-            <w:tcW w:type="pct" w:w="2200"/>
-            <w:shd w:fill="FBFAF6" w:val="clear"/>
-            <w:tcMar>
-              <w:top w:type="dxa" w:w="50"/>
-              <w:left w:type="dxa" w:w="110"/>
-              <w:bottom w:type="dxa" w:w="50"/>
-              <w:right w:type="dxa" w:w="110"/>
-            </w:tcMar>
-          </w:tcPr>
-          <w:p>
-            <w:pPr>
-              <w:spacing w:before="28" w:after="28"/>
-            </w:pPr>
-            <w:r>
-              <w:rPr>
-                <w:sz w:val="15"/>
-                <w:szCs w:val="15"/>
-              </w:rPr>
-              <w:t xml:space="preserve">The monthly management pack; the audited accounts; the energy figures of Book 3</w:t>
-            </w:r>
-          </w:p>
-        </w:tc>
-      </w:tr>
-      <w:tr>
-        <w:tc>
-          <w:tcPr>
-            <w:tcW w:type="pct" w:w="758"/>
-            <w:tcMar>
-              <w:top w:type="dxa" w:w="50"/>
-              <w:left w:type="dxa" w:w="110"/>
-              <w:bottom w:type="dxa" w:w="50"/>
-              <w:right w:type="dxa" w:w="110"/>
-            </w:tcMar>
-          </w:tcPr>
-          <w:p>
-            <w:pPr>
-              <w:spacing w:before="28" w:after="28"/>
-            </w:pPr>
-            <w:r>
-              <w:rPr>
-                <w:sz w:val="15"/>
-                <w:szCs w:val="15"/>
-              </w:rPr>
-              <w:t xml:space="preserve">Compliance</w:t>
-            </w:r>
-          </w:p>
-        </w:tc>
-        <w:tc>
-          <w:tcPr>
-            <w:tcW w:type="pct" w:w="2042"/>
-            <w:shd w:fill="FFFFFF" w:val="clear"/>
-            <w:tcMar>
-              <w:top w:type="dxa" w:w="50"/>
-              <w:left w:type="dxa" w:w="110"/>
-              <w:bottom w:type="dxa" w:w="50"/>
-              <w:right w:type="dxa" w:w="110"/>
-            </w:tcMar>
-          </w:tcPr>
-          <w:p>
-            <w:pPr>
-              <w:spacing w:before="46" w:after="46"/>
-            </w:pPr>
-            <w:r>
-              <w:rPr>
-                <w:b/>
-                <w:bCs/>
-                <w:color w:val="8186EF"/>
-                <w:sz w:val="14"/>
-                <w:szCs w:val="14"/>
-              </w:rPr>
-              <w:t xml:space="preserve">(5)</w:t>
-            </w:r>
-          </w:p>
-        </w:tc>
-        <w:tc>
-          <w:tcPr>
-            <w:tcW w:type="pct" w:w="2200"/>
-            <w:tcMar>
-              <w:top w:type="dxa" w:w="50"/>
-              <w:left w:type="dxa" w:w="110"/>
-              <w:bottom w:type="dxa" w:w="50"/>
-              <w:right w:type="dxa" w:w="110"/>
-            </w:tcMar>
-          </w:tcPr>
-          <w:p>
-            <w:pPr>
-              <w:spacing w:before="28" w:after="28"/>
-            </w:pPr>
-            <w:r>
-              <w:rPr>
-                <w:sz w:val="15"/>
-                <w:szCs w:val="15"/>
-              </w:rPr>
-              <w:t xml:space="preserve">Food safety rules; Jordan's data protection law</w:t>
-            </w:r>
-          </w:p>
-        </w:tc>
-      </w:tr>
-    </w:tbl>
-    <w:p/>
-    <w:tbl>
-      <w:tblPr>
-        <w:tblW w:type="pct" w:w="100%"/>
-        <w:tblLayout w:type="fixed"/>
-        <w:tblBorders>
-          <w:top w:val="single" w:color="FBFAF6" w:sz="4"/>
-          <w:left w:val="single" w:color="FBFAF6" w:sz="4"/>
-          <w:bottom w:val="single" w:color="FBFAF6" w:sz="4"/>
-          <w:right w:val="single" w:color="FBFAF6" w:sz="4"/>
-          <w:insideH w:val="single" w:color="FBFAF6" w:sz="4"/>
-          <w:insideV w:val="single" w:color="FBFAF6" w:sz="4"/>
-        </w:tblBorders>
-      </w:tblPr>
-      <w:tblGrid>
-        <w:gridCol w:w="9600"/>
-      </w:tblGrid>
-      <w:tr>
-        <w:tc>
-          <w:tcPr>
-            <w:tcW w:type="pct" w:w="5000"/>
-            <w:shd w:fill="FBFAF6" w:val="clear"/>
-            <w:tcMar>
-              <w:top w:type="dxa" w:w="40"/>
-              <w:left w:type="dxa" w:w="100"/>
-              <w:bottom w:type="dxa" w:w="40"/>
-              <w:right w:type="dxa" w:w="100"/>
-            </w:tcMar>
-          </w:tcPr>
-          <w:p>
-            <w:pPr>
-              <w:spacing w:before="18" w:after="6"/>
-            </w:pPr>
-            <w:r>
-              <w:rPr>
-                <w:b/>
-                <w:bCs/>
-                <w:color w:val="6B7280"/>
-                <w:sz w:val="14"/>
-                <w:szCs w:val="14"/>
-              </w:rPr>
-              <w:t xml:space="preserve">word list</w:t>
-            </w:r>
-          </w:p>
-          <w:p>
-            <w:pPr>
-              <w:spacing w:before="0" w:after="18"/>
-            </w:pPr>
-            <w:r>
-              <w:rPr>
-                <w:b/>
-                <w:bCs/>
-                <w:color w:val="353A7C"/>
-                <w:sz w:val="16"/>
-                <w:szCs w:val="16"/>
-              </w:rPr>
-              <w:t xml:space="preserve">With applicable laws and regulations   ·   Effectiveness and efficiency, including safeguarding assets   ·   Spoilage below target; stock not stolen   ·   Internal AND external, financial AND non-financial</w:t>
-            </w:r>
-          </w:p>
-        </w:tc>
-      </w:tr>
-    </w:tbl>
-    <w:p/>
     <w:p>
       <w:pPr>
         <w:spacing w:before="44" w:after="14"/>
@@ -3361,7 +2275,7 @@
           <w:sz w:val="16"/>
           <w:szCs w:val="16"/>
         </w:rPr>
-        <w:t xml:space="preserve">      gaps 6–15</w:t>
+        <w:t xml:space="preserve">      gaps 3–12</w:t>
       </w:r>
     </w:p>
     <w:p>
@@ -3384,7 +2298,7 @@
           <w:sz w:val="15"/>
           <w:szCs w:val="15"/>
         </w:rPr>
-        <w:t xml:space="preserve"> (6) </w:t>
+        <w:t xml:space="preserve"> (3) </w:t>
       </w:r>
       <w:r>
         <w:rPr>
@@ -3423,7 +2337,7 @@
           <w:sz w:val="15"/>
           <w:szCs w:val="15"/>
         </w:rPr>
-        <w:t xml:space="preserve"> (7) </w:t>
+        <w:t xml:space="preserve"> (4) </w:t>
       </w:r>
       <w:r>
         <w:rPr>
@@ -3455,7 +2369,7 @@
           <w:sz w:val="15"/>
           <w:szCs w:val="15"/>
         </w:rPr>
-        <w:t xml:space="preserve"> (8) </w:t>
+        <w:t xml:space="preserve"> (5) </w:t>
       </w:r>
       <w:r>
         <w:rPr>
@@ -3494,7 +2408,7 @@
           <w:sz w:val="15"/>
           <w:szCs w:val="15"/>
         </w:rPr>
-        <w:t xml:space="preserve"> (9) </w:t>
+        <w:t xml:space="preserve"> (6) </w:t>
       </w:r>
       <w:r>
         <w:rPr>
@@ -3533,7 +2447,7 @@
           <w:sz w:val="15"/>
           <w:szCs w:val="15"/>
         </w:rPr>
-        <w:t xml:space="preserve"> (10) </w:t>
+        <w:t xml:space="preserve"> (7) </w:t>
       </w:r>
       <w:r>
         <w:rPr>
@@ -3565,7 +2479,7 @@
           <w:sz w:val="15"/>
           <w:szCs w:val="15"/>
         </w:rPr>
-        <w:t xml:space="preserve"> (11) </w:t>
+        <w:t xml:space="preserve"> (8) </w:t>
       </w:r>
       <w:r>
         <w:rPr>
@@ -3611,7 +2525,7 @@
           <w:sz w:val="15"/>
           <w:szCs w:val="15"/>
         </w:rPr>
-        <w:t xml:space="preserve"> (12) </w:t>
+        <w:t xml:space="preserve"> (9) </w:t>
       </w:r>
       <w:r>
         <w:rPr>
@@ -3643,7 +2557,7 @@
           <w:sz w:val="15"/>
           <w:szCs w:val="15"/>
         </w:rPr>
-        <w:t xml:space="preserve"> (13) </w:t>
+        <w:t xml:space="preserve"> (10) </w:t>
       </w:r>
       <w:r>
         <w:rPr>
@@ -3682,7 +2596,7 @@
           <w:sz w:val="15"/>
           <w:szCs w:val="15"/>
         </w:rPr>
-        <w:t xml:space="preserve"> (14) </w:t>
+        <w:t xml:space="preserve"> (11) </w:t>
       </w:r>
       <w:r>
         <w:rPr>
@@ -3714,7 +2628,7 @@
           <w:sz w:val="15"/>
           <w:szCs w:val="15"/>
         </w:rPr>
-        <w:t xml:space="preserve"> (15) </w:t>
+        <w:t xml:space="preserve"> (12) </w:t>
       </w:r>
       <w:r>
         <w:rPr>
@@ -3808,7 +2722,7 @@
                 <w:sz w:val="16"/>
                 <w:szCs w:val="16"/>
               </w:rPr>
-              <w:t xml:space="preserve">question   ·   meaning   ·   Internal   ·   misremembered   ·   guides   ·   figures   ·   wordings   ·   reports   ·   reliability   ·   widened   ·   information</w:t>
+              <w:t xml:space="preserve">reliability   ·   misremembered   ·   control   ·   question   ·   wordings   ·   figures   ·   information   ·   widened   ·   meaning   ·   guides   ·   reports</w:t>
             </w:r>
           </w:p>
         </w:tc>
@@ -3840,7 +2754,7 @@
           <w:sz w:val="15"/>
           <w:szCs w:val="15"/>
         </w:rPr>
-        <w:t xml:space="preserve">Each term sits against what it means.</w:t>
+        <w:t xml:space="preserve">Each term sits against what it means, and an instance of it.</w:t>
       </w:r>
     </w:p>
     <w:p>
@@ -3851,7 +2765,7 @@
       <w:r>
         <w:drawing>
           <wp:inline distT="0" distB="0" distL="0" distR="0">
-            <wp:extent cx="5734050" cy="1931475"/>
+            <wp:extent cx="5734050" cy="2640675"/>
             <wp:effectExtent t="0" r="0" b="0" l="0"/>
             <wp:docPr id="1" name="" descr="" title=""/>
             <wp:cNvGraphicFramePr>
@@ -3876,7 +2790,7 @@
                   <pic:spPr bwMode="auto">
                     <a:xfrm>
                       <a:off x="0" y="0"/>
-                      <a:ext cx="5734050" cy="1931475"/>
+                      <a:ext cx="5734050" cy="2640675"/>
                     </a:xfrm>
                     <a:prstGeom prst="rect">
                       <a:avLst/>
@@ -3951,18 +2865,6 @@
       </w:tr>
     </w:tbl>
     <w:p/>
-    <w:p>
-      <w:pPr>
-        <w:pageBreakBefore w:val="true"/>
-        <w:spacing w:after="0"/>
-      </w:pPr>
-      <w:r>
-        <w:rPr>
-          <w:sz w:val="2"/>
-        </w:rPr>
-        <w:t xml:space="preserve"> </w:t>
-      </w:r>
-    </w:p>
     <w:tbl>
       <w:tblPr>
         <w:tblW w:type="pct" w:w="100%"/>
@@ -4239,14 +3141,14 @@
                 <w:sz w:val="16"/>
                 <w:szCs w:val="16"/>
               </w:rPr>
-              <w:t xml:space="preserve">10  </w:t>
-            </w:r>
-            <w:r>
-              <w:rPr>
-                <w:sz w:val="16"/>
-                <w:szCs w:val="16"/>
-              </w:rPr>
-              <w:t xml:space="preserve">guides</w:t>
+              <w:t xml:space="preserve">8  </w:t>
+            </w:r>
+            <w:r>
+              <w:rPr>
+                <w:sz w:val="16"/>
+                <w:szCs w:val="16"/>
+              </w:rPr>
+              <w:t xml:space="preserve">reliability</w:t>
             </w:r>
           </w:p>
         </w:tc>
@@ -4307,14 +3209,14 @@
                 <w:sz w:val="16"/>
                 <w:szCs w:val="16"/>
               </w:rPr>
-              <w:t xml:space="preserve">11  </w:t>
-            </w:r>
-            <w:r>
-              <w:rPr>
-                <w:sz w:val="16"/>
-                <w:szCs w:val="16"/>
-              </w:rPr>
-              <w:t xml:space="preserve">reliability</w:t>
+              <w:t xml:space="preserve">9  </w:t>
+            </w:r>
+            <w:r>
+              <w:rPr>
+                <w:sz w:val="16"/>
+                <w:szCs w:val="16"/>
+              </w:rPr>
+              <w:t xml:space="preserve">widened</w:t>
             </w:r>
           </w:p>
         </w:tc>
@@ -4349,7 +3251,7 @@
                 <w:sz w:val="16"/>
                 <w:szCs w:val="16"/>
               </w:rPr>
-              <w:t xml:space="preserve">Spoilage below target; stock not stolen</w:t>
+              <w:t xml:space="preserve">misremembered</w:t>
             </w:r>
           </w:p>
         </w:tc>
@@ -4375,14 +3277,14 @@
                 <w:sz w:val="16"/>
                 <w:szCs w:val="16"/>
               </w:rPr>
-              <w:t xml:space="preserve">12  </w:t>
-            </w:r>
-            <w:r>
-              <w:rPr>
-                <w:sz w:val="16"/>
-                <w:szCs w:val="16"/>
-              </w:rPr>
-              <w:t xml:space="preserve">widened</w:t>
+              <w:t xml:space="preserve">10  </w:t>
+            </w:r>
+            <w:r>
+              <w:rPr>
+                <w:sz w:val="16"/>
+                <w:szCs w:val="16"/>
+              </w:rPr>
+              <w:t xml:space="preserve">meaning</w:t>
             </w:r>
           </w:p>
         </w:tc>
@@ -4417,7 +3319,7 @@
                 <w:sz w:val="16"/>
                 <w:szCs w:val="16"/>
               </w:rPr>
-              <w:t xml:space="preserve">Internal AND external, financial AND non-financial</w:t>
+              <w:t xml:space="preserve">reports</w:t>
             </w:r>
           </w:p>
         </w:tc>
@@ -4443,14 +3345,14 @@
                 <w:sz w:val="16"/>
                 <w:szCs w:val="16"/>
               </w:rPr>
-              <w:t xml:space="preserve">13  </w:t>
-            </w:r>
-            <w:r>
-              <w:rPr>
-                <w:sz w:val="16"/>
-                <w:szCs w:val="16"/>
-              </w:rPr>
-              <w:t xml:space="preserve">meaning</w:t>
+              <w:t xml:space="preserve">11  </w:t>
+            </w:r>
+            <w:r>
+              <w:rPr>
+                <w:sz w:val="16"/>
+                <w:szCs w:val="16"/>
+              </w:rPr>
+              <w:t xml:space="preserve">question</w:t>
             </w:r>
           </w:p>
         </w:tc>
@@ -4485,7 +3387,7 @@
                 <w:sz w:val="16"/>
                 <w:szCs w:val="16"/>
               </w:rPr>
-              <w:t xml:space="preserve">With applicable laws and regulations</w:t>
+              <w:t xml:space="preserve">information</w:t>
             </w:r>
           </w:p>
         </w:tc>
@@ -4511,14 +3413,14 @@
                 <w:sz w:val="16"/>
                 <w:szCs w:val="16"/>
               </w:rPr>
-              <w:t xml:space="preserve">14  </w:t>
-            </w:r>
-            <w:r>
-              <w:rPr>
-                <w:sz w:val="16"/>
-                <w:szCs w:val="16"/>
-              </w:rPr>
-              <w:t xml:space="preserve">question</w:t>
+              <w:t xml:space="preserve">12  </w:t>
+            </w:r>
+            <w:r>
+              <w:rPr>
+                <w:sz w:val="16"/>
+                <w:szCs w:val="16"/>
+              </w:rPr>
+              <w:t xml:space="preserve">wordings</w:t>
             </w:r>
           </w:p>
         </w:tc>
@@ -4553,7 +3455,7 @@
                 <w:sz w:val="16"/>
                 <w:szCs w:val="16"/>
               </w:rPr>
-              <w:t xml:space="preserve">misremembered</w:t>
+              <w:t xml:space="preserve">figures</w:t>
             </w:r>
           </w:p>
         </w:tc>
@@ -4579,14 +3481,14 @@
                 <w:sz w:val="16"/>
                 <w:szCs w:val="16"/>
               </w:rPr>
-              <w:t xml:space="preserve">15  </w:t>
-            </w:r>
-            <w:r>
-              <w:rPr>
-                <w:sz w:val="16"/>
-                <w:szCs w:val="16"/>
-              </w:rPr>
-              <w:t xml:space="preserve">wordings</w:t>
+              <w:t xml:space="preserve">13  </w:t>
+            </w:r>
+            <w:r>
+              <w:rPr>
+                <w:sz w:val="16"/>
+                <w:szCs w:val="16"/>
+              </w:rPr>
+              <w:t xml:space="preserve">Reporting</w:t>
             </w:r>
           </w:p>
         </w:tc>
@@ -4621,7 +3523,7 @@
                 <w:sz w:val="16"/>
                 <w:szCs w:val="16"/>
               </w:rPr>
-              <w:t xml:space="preserve">reports</w:t>
+              <w:t xml:space="preserve">guides</w:t>
             </w:r>
           </w:p>
         </w:tc>
@@ -4647,75 +3549,7 @@
                 <w:sz w:val="16"/>
                 <w:szCs w:val="16"/>
               </w:rPr>
-              <w:t xml:space="preserve">16  </w:t>
-            </w:r>
-            <w:r>
-              <w:rPr>
-                <w:sz w:val="16"/>
-                <w:szCs w:val="16"/>
-              </w:rPr>
-              <w:t xml:space="preserve">Reporting</w:t>
-            </w:r>
-          </w:p>
-        </w:tc>
-      </w:tr>
-      <w:tr>
-        <w:tc>
-          <w:tcPr>
-            <w:tcW w:type="pct" w:w="2500"/>
-            <w:tcMar>
-              <w:top w:type="dxa" w:w="20"/>
-              <w:left w:type="dxa" w:w="80"/>
-              <w:bottom w:type="dxa" w:w="20"/>
-              <w:right w:type="dxa" w:w="80"/>
-            </w:tcMar>
-          </w:tcPr>
-          <w:p>
-            <w:pPr>
-              <w:spacing w:before="12" w:after="12"/>
-            </w:pPr>
-            <w:r>
-              <w:rPr>
-                <w:b/>
-                <w:bCs/>
-                <w:color w:val="8186EF"/>
-                <w:sz w:val="16"/>
-                <w:szCs w:val="16"/>
-              </w:rPr>
-              <w:t xml:space="preserve">8  </w:t>
-            </w:r>
-            <w:r>
-              <w:rPr>
-                <w:sz w:val="16"/>
-                <w:szCs w:val="16"/>
-              </w:rPr>
-              <w:t xml:space="preserve">information</w:t>
-            </w:r>
-          </w:p>
-        </w:tc>
-        <w:tc>
-          <w:tcPr>
-            <w:tcW w:type="pct" w:w="2500"/>
-            <w:tcMar>
-              <w:top w:type="dxa" w:w="20"/>
-              <w:left w:type="dxa" w:w="80"/>
-              <w:bottom w:type="dxa" w:w="20"/>
-              <w:right w:type="dxa" w:w="80"/>
-            </w:tcMar>
-          </w:tcPr>
-          <w:p>
-            <w:pPr>
-              <w:spacing w:before="12" w:after="12"/>
-            </w:pPr>
-            <w:r>
-              <w:rPr>
-                <w:b/>
-                <w:bCs/>
-                <w:color w:val="8186EF"/>
-                <w:sz w:val="16"/>
-                <w:szCs w:val="16"/>
-              </w:rPr>
-              <w:t xml:space="preserve">17  </w:t>
+              <w:t xml:space="preserve">14  </w:t>
             </w:r>
             <w:r>
               <w:rPr>
@@ -4723,64 +3557,6 @@
                 <w:szCs w:val="16"/>
               </w:rPr>
               <w:t xml:space="preserve">Compliance</w:t>
-            </w:r>
-          </w:p>
-        </w:tc>
-      </w:tr>
-      <w:tr>
-        <w:tc>
-          <w:tcPr>
-            <w:tcW w:type="pct" w:w="2500"/>
-            <w:tcMar>
-              <w:top w:type="dxa" w:w="20"/>
-              <w:left w:type="dxa" w:w="80"/>
-              <w:bottom w:type="dxa" w:w="20"/>
-              <w:right w:type="dxa" w:w="80"/>
-            </w:tcMar>
-          </w:tcPr>
-          <w:p>
-            <w:pPr>
-              <w:spacing w:before="12" w:after="12"/>
-            </w:pPr>
-            <w:r>
-              <w:rPr>
-                <w:b/>
-                <w:bCs/>
-                <w:color w:val="8186EF"/>
-                <w:sz w:val="16"/>
-                <w:szCs w:val="16"/>
-              </w:rPr>
-              <w:t xml:space="preserve">9  </w:t>
-            </w:r>
-            <w:r>
-              <w:rPr>
-                <w:sz w:val="16"/>
-                <w:szCs w:val="16"/>
-              </w:rPr>
-              <w:t xml:space="preserve">figures</w:t>
-            </w:r>
-          </w:p>
-        </w:tc>
-        <w:tc>
-          <w:tcPr>
-            <w:tcW w:type="pct" w:w="2500"/>
-            <w:tcMar>
-              <w:top w:type="dxa" w:w="20"/>
-              <w:left w:type="dxa" w:w="80"/>
-              <w:bottom w:type="dxa" w:w="20"/>
-              <w:right w:type="dxa" w:w="80"/>
-            </w:tcMar>
-          </w:tcPr>
-          <w:p>
-            <w:pPr>
-              <w:spacing w:before="24" w:after="24"/>
-            </w:pPr>
-            <w:r>
-              <w:rPr>
-                <w:sz w:val="16"/>
-                <w:szCs w:val="16"/>
-              </w:rPr>
-              <w:t xml:space="preserve"/>
             </w:r>
           </w:p>
         </w:tc>
@@ -5167,634 +3943,6 @@
       </w:tr>
     </w:tbl>
     <w:p/>
-    <w:tbl>
-      <w:tblPr>
-        <w:tblW w:type="pct" w:w="100%"/>
-        <w:tblLayout w:type="fixed"/>
-        <w:tblBorders>
-          <w:top w:val="single" w:color="353A7C" w:sz="6"/>
-          <w:left w:val="single" w:color="353A7C" w:sz="6"/>
-          <w:bottom w:val="single" w:color="353A7C" w:sz="6"/>
-          <w:right w:val="single" w:color="353A7C" w:sz="6"/>
-          <w:insideH w:val="single" w:color="353A7C" w:sz="6"/>
-          <w:insideV w:val="single" w:color="353A7C" w:sz="6"/>
-        </w:tblBorders>
-      </w:tblPr>
-      <w:tblGrid>
-        <w:gridCol w:w="2089"/>
-        <w:gridCol w:w="3869"/>
-        <w:gridCol w:w="3642"/>
-      </w:tblGrid>
-      <w:tr>
-        <w:tc>
-          <w:tcPr>
-            <w:tcW w:type="pct" w:w="5000"/>
-            <w:gridSpan w:val="3"/>
-            <w:shd w:fill="353A7C" w:val="clear"/>
-            <w:tcMar>
-              <w:top w:type="dxa" w:w="60"/>
-              <w:left w:type="dxa" w:w="120"/>
-              <w:bottom w:type="dxa" w:w="60"/>
-              <w:right w:type="dxa" w:w="120"/>
-            </w:tcMar>
-          </w:tcPr>
-          <w:p>
-            <w:pPr>
-              <w:spacing w:before="40" w:after="40"/>
-            </w:pPr>
-            <w:r>
-              <w:rPr>
-                <w:b/>
-                <w:bCs/>
-                <w:color w:val="FFFFFF"/>
-                <w:sz w:val="17"/>
-                <w:szCs w:val="17"/>
-              </w:rPr>
-              <w:t xml:space="preserve">What shapes the control environment</w:t>
-            </w:r>
-          </w:p>
-        </w:tc>
-      </w:tr>
-      <w:tr>
-        <w:tc>
-          <w:tcPr>
-            <w:tcW w:type="pct" w:w="1088"/>
-            <w:shd w:fill="353A7C" w:val="clear"/>
-            <w:tcMar>
-              <w:top w:type="dxa" w:w="50"/>
-              <w:left w:type="dxa" w:w="110"/>
-              <w:bottom w:type="dxa" w:w="50"/>
-              <w:right w:type="dxa" w:w="110"/>
-            </w:tcMar>
-          </w:tcPr>
-          <w:p>
-            <w:pPr>
-              <w:spacing w:before="30" w:after="30"/>
-            </w:pPr>
-            <w:r>
-              <w:rPr>
-                <w:b/>
-                <w:bCs/>
-                <w:color w:val="FFFFFF"/>
-                <w:sz w:val="15"/>
-                <w:szCs w:val="15"/>
-              </w:rPr>
-              <w:t xml:space="preserve">Element of the control environment</w:t>
-            </w:r>
-          </w:p>
-        </w:tc>
-        <w:tc>
-          <w:tcPr>
-            <w:tcW w:type="pct" w:w="2015"/>
-            <w:shd w:fill="353A7C" w:val="clear"/>
-            <w:tcMar>
-              <w:top w:type="dxa" w:w="50"/>
-              <w:left w:type="dxa" w:w="110"/>
-              <w:bottom w:type="dxa" w:w="50"/>
-              <w:right w:type="dxa" w:w="110"/>
-            </w:tcMar>
-          </w:tcPr>
-          <w:p>
-            <w:pPr>
-              <w:spacing w:before="30" w:after="30"/>
-            </w:pPr>
-            <w:r>
-              <w:rPr>
-                <w:b/>
-                <w:bCs/>
-                <w:color w:val="FFFFFF"/>
-                <w:sz w:val="15"/>
-                <w:szCs w:val="15"/>
-              </w:rPr>
-              <w:t xml:space="preserve">What it decides</w:t>
-            </w:r>
-          </w:p>
-        </w:tc>
-        <w:tc>
-          <w:tcPr>
-            <w:tcW w:type="pct" w:w="1897"/>
-            <w:shd w:fill="353A7C" w:val="clear"/>
-            <w:tcMar>
-              <w:top w:type="dxa" w:w="50"/>
-              <w:left w:type="dxa" w:w="110"/>
-              <w:bottom w:type="dxa" w:w="50"/>
-              <w:right w:type="dxa" w:w="110"/>
-            </w:tcMar>
-          </w:tcPr>
-          <w:p>
-            <w:pPr>
-              <w:spacing w:before="30" w:after="30"/>
-            </w:pPr>
-            <w:r>
-              <w:rPr>
-                <w:b/>
-                <w:bCs/>
-                <w:color w:val="FFFFFF"/>
-                <w:sz w:val="15"/>
-                <w:szCs w:val="15"/>
-              </w:rPr>
-              <w:t xml:space="preserve">Why it matters</w:t>
-            </w:r>
-          </w:p>
-        </w:tc>
-      </w:tr>
-      <w:tr>
-        <w:tc>
-          <w:tcPr>
-            <w:tcW w:type="pct" w:w="1088"/>
-            <w:tcMar>
-              <w:top w:type="dxa" w:w="50"/>
-              <w:left w:type="dxa" w:w="110"/>
-              <w:bottom w:type="dxa" w:w="50"/>
-              <w:right w:type="dxa" w:w="110"/>
-            </w:tcMar>
-          </w:tcPr>
-          <w:p>
-            <w:pPr>
-              <w:spacing w:before="28" w:after="28"/>
-            </w:pPr>
-            <w:r>
-              <w:rPr>
-                <w:sz w:val="15"/>
-                <w:szCs w:val="15"/>
-              </w:rPr>
-              <w:t xml:space="preserve">Management philosophy and style</w:t>
-            </w:r>
-          </w:p>
-        </w:tc>
-        <w:tc>
-          <w:tcPr>
-            <w:tcW w:type="pct" w:w="2015"/>
-            <w:tcMar>
-              <w:top w:type="dxa" w:w="50"/>
-              <w:left w:type="dxa" w:w="110"/>
-              <w:bottom w:type="dxa" w:w="50"/>
-              <w:right w:type="dxa" w:w="110"/>
-            </w:tcMar>
-          </w:tcPr>
-          <w:p>
-            <w:pPr>
-              <w:spacing w:before="28" w:after="28"/>
-            </w:pPr>
-            <w:r>
-              <w:rPr>
-                <w:sz w:val="15"/>
-                <w:szCs w:val="15"/>
-              </w:rPr>
-              <w:t xml:space="preserve">Whether targets are pursued at any cost, or within limits</w:t>
-            </w:r>
-          </w:p>
-        </w:tc>
-        <w:tc>
-          <w:tcPr>
-            <w:tcW w:type="pct" w:w="1897"/>
-            <w:tcMar>
-              <w:top w:type="dxa" w:w="50"/>
-              <w:left w:type="dxa" w:w="110"/>
-              <w:bottom w:type="dxa" w:w="50"/>
-              <w:right w:type="dxa" w:w="110"/>
-            </w:tcMar>
-          </w:tcPr>
-          <w:p>
-            <w:pPr>
-              <w:spacing w:before="28" w:after="28"/>
-            </w:pPr>
-            <w:r>
-              <w:rPr>
-                <w:sz w:val="15"/>
-                <w:szCs w:val="15"/>
-              </w:rPr>
-              <w:t xml:space="preserve">A plant manager rewarded only on output will cut inspection</w:t>
-            </w:r>
-          </w:p>
-        </w:tc>
-      </w:tr>
-      <w:tr>
-        <w:tc>
-          <w:tcPr>
-            <w:tcW w:type="pct" w:w="1088"/>
-            <w:shd w:fill="FBFAF6" w:val="clear"/>
-            <w:tcMar>
-              <w:top w:type="dxa" w:w="50"/>
-              <w:left w:type="dxa" w:w="110"/>
-              <w:bottom w:type="dxa" w:w="50"/>
-              <w:right w:type="dxa" w:w="110"/>
-            </w:tcMar>
-          </w:tcPr>
-          <w:p>
-            <w:pPr>
-              <w:spacing w:before="28" w:after="28"/>
-            </w:pPr>
-            <w:r>
-              <w:rPr>
-                <w:sz w:val="15"/>
-                <w:szCs w:val="15"/>
-              </w:rPr>
-              <w:t xml:space="preserve">Organizational structure</w:t>
-            </w:r>
-          </w:p>
-        </w:tc>
-        <w:tc>
-          <w:tcPr>
-            <w:tcW w:type="pct" w:w="2015"/>
-            <w:shd w:fill="FBFAF6" w:val="clear"/>
-            <w:tcMar>
-              <w:top w:type="dxa" w:w="50"/>
-              <w:left w:type="dxa" w:w="110"/>
-              <w:bottom w:type="dxa" w:w="50"/>
-              <w:right w:type="dxa" w:w="110"/>
-            </w:tcMar>
-          </w:tcPr>
-          <w:p>
-            <w:pPr>
-              <w:spacing w:before="28" w:after="28"/>
-            </w:pPr>
-            <w:r>
-              <w:rPr>
-                <w:sz w:val="15"/>
-                <w:szCs w:val="15"/>
-              </w:rPr>
-              <w:t xml:space="preserve">Who reports to whom, and where authority stops</w:t>
-            </w:r>
-          </w:p>
-        </w:tc>
-        <w:tc>
-          <w:tcPr>
-            <w:tcW w:type="pct" w:w="1897"/>
-            <w:shd w:fill="FBFAF6" w:val="clear"/>
-            <w:tcMar>
-              <w:top w:type="dxa" w:w="50"/>
-              <w:left w:type="dxa" w:w="110"/>
-              <w:bottom w:type="dxa" w:w="50"/>
-              <w:right w:type="dxa" w:w="110"/>
-            </w:tcMar>
-          </w:tcPr>
-          <w:p>
-            <w:pPr>
-              <w:spacing w:before="28" w:after="28"/>
-            </w:pPr>
-            <w:r>
-              <w:rPr>
-                <w:sz w:val="15"/>
-                <w:szCs w:val="15"/>
-              </w:rPr>
-              <w:t xml:space="preserve">Levant </w:t>
-            </w:r>
-            <w:r>
-              <w:rPr>
-                <w:b/>
-                <w:bCs/>
-                <w:color w:val="8186EF"/>
-                <w:sz w:val="14"/>
-                <w:szCs w:val="14"/>
-              </w:rPr>
-              <w:t xml:space="preserve"> (5) </w:t>
-            </w:r>
-            <w:r>
-              <w:rPr>
-                <w:u w:val="single"/>
-                <w:sz w:val="15"/>
-                <w:szCs w:val="15"/>
-              </w:rPr>
-              <w:t xml:space="preserve">              </w:t>
-            </w:r>
-            <w:r>
-              <w:rPr>
-                <w:sz w:val="15"/>
-                <w:szCs w:val="15"/>
-              </w:rPr>
-              <w:t xml:space="preserve"> </w:t>
-            </w:r>
-            <w:r>
-              <w:rPr>
-                <w:sz w:val="15"/>
-                <w:szCs w:val="15"/>
-              </w:rPr>
-              <w:t xml:space="preserve"> reports to the group, not to the division it serves</w:t>
-            </w:r>
-          </w:p>
-        </w:tc>
-      </w:tr>
-      <w:tr>
-        <w:tc>
-          <w:tcPr>
-            <w:tcW w:type="pct" w:w="1088"/>
-            <w:tcMar>
-              <w:top w:type="dxa" w:w="50"/>
-              <w:left w:type="dxa" w:w="110"/>
-              <w:bottom w:type="dxa" w:w="50"/>
-              <w:right w:type="dxa" w:w="110"/>
-            </w:tcMar>
-          </w:tcPr>
-          <w:p>
-            <w:pPr>
-              <w:spacing w:before="28" w:after="28"/>
-            </w:pPr>
-            <w:r>
-              <w:rPr>
-                <w:sz w:val="15"/>
-                <w:szCs w:val="15"/>
-              </w:rPr>
-              <w:t xml:space="preserve">Policies, objectives and goals</w:t>
-            </w:r>
-          </w:p>
-        </w:tc>
-        <w:tc>
-          <w:tcPr>
-            <w:tcW w:type="pct" w:w="2015"/>
-            <w:tcMar>
-              <w:top w:type="dxa" w:w="50"/>
-              <w:left w:type="dxa" w:w="110"/>
-              <w:bottom w:type="dxa" w:w="50"/>
-              <w:right w:type="dxa" w:w="110"/>
-            </w:tcMar>
-          </w:tcPr>
-          <w:p>
-            <w:pPr>
-              <w:spacing w:before="28" w:after="28"/>
-            </w:pPr>
-            <w:r>
-              <w:rPr>
-                <w:sz w:val="15"/>
-                <w:szCs w:val="15"/>
-              </w:rPr>
-              <w:t xml:space="preserve">What the company says it wants and will not do</w:t>
-            </w:r>
-          </w:p>
-        </w:tc>
-        <w:tc>
-          <w:tcPr>
-            <w:tcW w:type="pct" w:w="1897"/>
-            <w:shd w:fill="FFFFFF" w:val="clear"/>
-            <w:tcMar>
-              <w:top w:type="dxa" w:w="50"/>
-              <w:left w:type="dxa" w:w="110"/>
-              <w:bottom w:type="dxa" w:w="50"/>
-              <w:right w:type="dxa" w:w="110"/>
-            </w:tcMar>
-          </w:tcPr>
-          <w:p>
-            <w:pPr>
-              <w:spacing w:before="46" w:after="46"/>
-            </w:pPr>
-            <w:r>
-              <w:rPr>
-                <w:b/>
-                <w:bCs/>
-                <w:color w:val="8186EF"/>
-                <w:sz w:val="14"/>
-                <w:szCs w:val="14"/>
-              </w:rPr>
-              <w:t xml:space="preserve">(6)</w:t>
-            </w:r>
-          </w:p>
-        </w:tc>
-      </w:tr>
-      <w:tr>
-        <w:tc>
-          <w:tcPr>
-            <w:tcW w:type="pct" w:w="1088"/>
-            <w:shd w:fill="FBFAF6" w:val="clear"/>
-            <w:tcMar>
-              <w:top w:type="dxa" w:w="50"/>
-              <w:left w:type="dxa" w:w="110"/>
-              <w:bottom w:type="dxa" w:w="50"/>
-              <w:right w:type="dxa" w:w="110"/>
-            </w:tcMar>
-          </w:tcPr>
-          <w:p>
-            <w:pPr>
-              <w:spacing w:before="28" w:after="28"/>
-            </w:pPr>
-            <w:r>
-              <w:rPr>
-                <w:sz w:val="15"/>
-                <w:szCs w:val="15"/>
-              </w:rPr>
-              <w:t xml:space="preserve">Competence</w:t>
-            </w:r>
-          </w:p>
-        </w:tc>
-        <w:tc>
-          <w:tcPr>
-            <w:tcW w:type="pct" w:w="2015"/>
-            <w:shd w:fill="FBFAF6" w:val="clear"/>
-            <w:tcMar>
-              <w:top w:type="dxa" w:w="50"/>
-              <w:left w:type="dxa" w:w="110"/>
-              <w:bottom w:type="dxa" w:w="50"/>
-              <w:right w:type="dxa" w:w="110"/>
-            </w:tcMar>
-          </w:tcPr>
-          <w:p>
-            <w:pPr>
-              <w:spacing w:before="28" w:after="28"/>
-            </w:pPr>
-            <w:r>
-              <w:rPr>
-                <w:sz w:val="15"/>
-                <w:szCs w:val="15"/>
-              </w:rPr>
-              <w:t xml:space="preserve">Whether people can do the job they are given</w:t>
-            </w:r>
-          </w:p>
-        </w:tc>
-        <w:tc>
-          <w:tcPr>
-            <w:tcW w:type="pct" w:w="1897"/>
-            <w:shd w:fill="FBFAF6" w:val="clear"/>
-            <w:tcMar>
-              <w:top w:type="dxa" w:w="50"/>
-              <w:left w:type="dxa" w:w="110"/>
-              <w:bottom w:type="dxa" w:w="50"/>
-              <w:right w:type="dxa" w:w="110"/>
-            </w:tcMar>
-          </w:tcPr>
-          <w:p>
-            <w:pPr>
-              <w:spacing w:before="28" w:after="28"/>
-            </w:pPr>
-            <w:r>
-              <w:rPr>
-                <w:sz w:val="15"/>
-                <w:szCs w:val="15"/>
-              </w:rPr>
-              <w:t xml:space="preserve">A clerk asked to review a </w:t>
-            </w:r>
-            <w:r>
-              <w:rPr>
-                <w:b/>
-                <w:bCs/>
-                <w:color w:val="8186EF"/>
-                <w:sz w:val="14"/>
-                <w:szCs w:val="14"/>
-              </w:rPr>
-              <w:t xml:space="preserve"> (7) </w:t>
-            </w:r>
-            <w:r>
-              <w:rPr>
-                <w:u w:val="single"/>
-                <w:sz w:val="15"/>
-                <w:szCs w:val="15"/>
-              </w:rPr>
-              <w:t xml:space="preserve">              </w:t>
-            </w:r>
-            <w:r>
-              <w:rPr>
-                <w:sz w:val="15"/>
-                <w:szCs w:val="15"/>
-              </w:rPr>
-              <w:t xml:space="preserve"> </w:t>
-            </w:r>
-            <w:r>
-              <w:rPr>
-                <w:sz w:val="15"/>
-                <w:szCs w:val="15"/>
-              </w:rPr>
-              <w:t xml:space="preserve"> he does not understand</w:t>
-            </w:r>
-          </w:p>
-        </w:tc>
-      </w:tr>
-      <w:tr>
-        <w:tc>
-          <w:tcPr>
-            <w:tcW w:type="pct" w:w="1088"/>
-            <w:tcMar>
-              <w:top w:type="dxa" w:w="50"/>
-              <w:left w:type="dxa" w:w="110"/>
-              <w:bottom w:type="dxa" w:w="50"/>
-              <w:right w:type="dxa" w:w="110"/>
-            </w:tcMar>
-          </w:tcPr>
-          <w:p>
-            <w:pPr>
-              <w:spacing w:before="28" w:after="28"/>
-            </w:pPr>
-            <w:r>
-              <w:rPr>
-                <w:sz w:val="15"/>
-                <w:szCs w:val="15"/>
-              </w:rPr>
-              <w:t xml:space="preserve">Accountability</w:t>
-            </w:r>
-          </w:p>
-        </w:tc>
-        <w:tc>
-          <w:tcPr>
-            <w:tcW w:type="pct" w:w="2015"/>
-            <w:tcMar>
-              <w:top w:type="dxa" w:w="50"/>
-              <w:left w:type="dxa" w:w="110"/>
-              <w:bottom w:type="dxa" w:w="50"/>
-              <w:right w:type="dxa" w:w="110"/>
-            </w:tcMar>
-          </w:tcPr>
-          <w:p>
-            <w:pPr>
-              <w:spacing w:before="28" w:after="28"/>
-            </w:pPr>
-            <w:r>
-              <w:rPr>
-                <w:sz w:val="15"/>
-                <w:szCs w:val="15"/>
-              </w:rPr>
-              <w:t xml:space="preserve">Whether anyone answers for a failure</w:t>
-            </w:r>
-          </w:p>
-        </w:tc>
-        <w:tc>
-          <w:tcPr>
-            <w:tcW w:type="pct" w:w="1897"/>
-            <w:shd w:fill="FFFFFF" w:val="clear"/>
-            <w:tcMar>
-              <w:top w:type="dxa" w:w="50"/>
-              <w:left w:type="dxa" w:w="110"/>
-              <w:bottom w:type="dxa" w:w="50"/>
-              <w:right w:type="dxa" w:w="110"/>
-            </w:tcMar>
-          </w:tcPr>
-          <w:p>
-            <w:pPr>
-              <w:spacing w:before="46" w:after="46"/>
-            </w:pPr>
-            <w:r>
-              <w:rPr>
-                <w:b/>
-                <w:bCs/>
-                <w:color w:val="8186EF"/>
-                <w:sz w:val="14"/>
-                <w:szCs w:val="14"/>
-              </w:rPr>
-              <w:t xml:space="preserve">(8)</w:t>
-            </w:r>
-          </w:p>
-        </w:tc>
-      </w:tr>
-    </w:tbl>
-    <w:p/>
-    <w:tbl>
-      <w:tblPr>
-        <w:tblW w:type="pct" w:w="100%"/>
-        <w:tblLayout w:type="fixed"/>
-        <w:tblBorders>
-          <w:top w:val="single" w:color="FBFAF6" w:sz="4"/>
-          <w:left w:val="single" w:color="FBFAF6" w:sz="4"/>
-          <w:bottom w:val="single" w:color="FBFAF6" w:sz="4"/>
-          <w:right w:val="single" w:color="FBFAF6" w:sz="4"/>
-          <w:insideH w:val="single" w:color="FBFAF6" w:sz="4"/>
-          <w:insideV w:val="single" w:color="FBFAF6" w:sz="4"/>
-        </w:tblBorders>
-      </w:tblPr>
-      <w:tblGrid>
-        <w:gridCol w:w="9600"/>
-      </w:tblGrid>
-      <w:tr>
-        <w:tc>
-          <w:tcPr>
-            <w:tcW w:type="pct" w:w="5000"/>
-            <w:shd w:fill="FBFAF6" w:val="clear"/>
-            <w:tcMar>
-              <w:top w:type="dxa" w:w="40"/>
-              <w:left w:type="dxa" w:w="100"/>
-              <w:bottom w:type="dxa" w:w="40"/>
-              <w:right w:type="dxa" w:w="100"/>
-            </w:tcMar>
-          </w:tcPr>
-          <w:p>
-            <w:pPr>
-              <w:spacing w:before="18" w:after="6"/>
-            </w:pPr>
-            <w:r>
-              <w:rPr>
-                <w:b/>
-                <w:bCs/>
-                <w:color w:val="6B7280"/>
-                <w:sz w:val="14"/>
-                <w:szCs w:val="14"/>
-              </w:rPr>
-              <w:t xml:space="preserve">word list</w:t>
-            </w:r>
-          </w:p>
-          <w:p>
-            <w:pPr>
-              <w:spacing w:before="0" w:after="18"/>
-            </w:pPr>
-            <w:r>
-              <w:rPr>
-                <w:b/>
-                <w:bCs/>
-                <w:color w:val="353A7C"/>
-                <w:sz w:val="16"/>
-                <w:szCs w:val="16"/>
-              </w:rPr>
-              <w:t xml:space="preserve">inherent risk   ·   reconciliation   ·   A missed control that nobody is asked about   ·   The code of conduct; the Chapter 1 objectives of Book 3   ·   Distribution</w:t>
-            </w:r>
-          </w:p>
-        </w:tc>
-      </w:tr>
-    </w:tbl>
-    <w:p/>
     <w:p>
       <w:pPr>
         <w:spacing w:before="44" w:after="14"/>
@@ -5815,7 +3963,7 @@
           <w:sz w:val="16"/>
           <w:szCs w:val="16"/>
         </w:rPr>
-        <w:t xml:space="preserve">      gaps 9–15</w:t>
+        <w:t xml:space="preserve">      gaps 5–11</w:t>
       </w:r>
     </w:p>
     <w:p>
@@ -5838,7 +3986,7 @@
           <w:sz w:val="15"/>
           <w:szCs w:val="15"/>
         </w:rPr>
-        <w:t xml:space="preserve"> (9) </w:t>
+        <w:t xml:space="preserve"> (5) </w:t>
       </w:r>
       <w:r>
         <w:rPr>
@@ -5870,7 +4018,7 @@
           <w:sz w:val="15"/>
           <w:szCs w:val="15"/>
         </w:rPr>
-        <w:t xml:space="preserve"> (10) </w:t>
+        <w:t xml:space="preserve"> (6) </w:t>
       </w:r>
       <w:r>
         <w:rPr>
@@ -5909,7 +4057,7 @@
           <w:sz w:val="15"/>
           <w:szCs w:val="15"/>
         </w:rPr>
-        <w:t xml:space="preserve"> (11) </w:t>
+        <w:t xml:space="preserve"> (7) </w:t>
       </w:r>
       <w:r>
         <w:rPr>
@@ -5941,7 +4089,7 @@
           <w:sz w:val="15"/>
           <w:szCs w:val="15"/>
         </w:rPr>
-        <w:t xml:space="preserve"> (12) </w:t>
+        <w:t xml:space="preserve"> (8) </w:t>
       </w:r>
       <w:r>
         <w:rPr>
@@ -5980,7 +4128,7 @@
           <w:sz w:val="15"/>
           <w:szCs w:val="15"/>
         </w:rPr>
-        <w:t xml:space="preserve"> (13) </w:t>
+        <w:t xml:space="preserve"> (9) </w:t>
       </w:r>
       <w:r>
         <w:rPr>
@@ -6012,7 +4160,7 @@
           <w:sz w:val="15"/>
           <w:szCs w:val="15"/>
         </w:rPr>
-        <w:t xml:space="preserve"> (14) </w:t>
+        <w:t xml:space="preserve"> (10) </w:t>
       </w:r>
       <w:r>
         <w:rPr>
@@ -6051,7 +4199,7 @@
           <w:sz w:val="15"/>
           <w:szCs w:val="15"/>
         </w:rPr>
-        <w:t xml:space="preserve"> (15) </w:t>
+        <w:t xml:space="preserve"> (11) </w:t>
       </w:r>
       <w:r>
         <w:rPr>
@@ -6138,7 +4286,7 @@
                 <w:sz w:val="16"/>
                 <w:szCs w:val="16"/>
               </w:rPr>
-              <w:t xml:space="preserve">philosophy   ·   conclude   ·   inspection   ·   procedure   ·   Structure   ·   whatever   ·   rewarded   ·   tolerates</w:t>
+              <w:t xml:space="preserve">tolerates   ·   Structure   ·   procedure   ·   rewarded   ·   philosophy   ·   inspection   ·   conclude   ·   practical</w:t>
             </w:r>
           </w:p>
         </w:tc>
@@ -6147,18 +4295,6 @@
     <w:p/>
     <w:p>
       <w:pPr>
-        <w:pageBreakBefore w:val="true"/>
-        <w:spacing w:after="0"/>
-      </w:pPr>
-      <w:r>
-        <w:rPr>
-          <w:sz w:val="2"/>
-        </w:rPr>
-        <w:t xml:space="preserve"> </w:t>
-      </w:r>
-    </w:p>
-    <w:p>
-      <w:pPr>
         <w:spacing w:before="44" w:after="10"/>
       </w:pPr>
       <w:r>
@@ -6182,7 +4318,7 @@
           <w:sz w:val="15"/>
           <w:szCs w:val="15"/>
         </w:rPr>
-        <w:t xml:space="preserve">Each term sits against what it means.</w:t>
+        <w:t xml:space="preserve">Each term sits against what it means, and an instance of it.</w:t>
       </w:r>
     </w:p>
     <w:p>
@@ -6193,7 +4329,7 @@
       <w:r>
         <w:drawing>
           <wp:inline distT="0" distB="0" distL="0" distR="0">
-            <wp:extent cx="5734050" cy="3063200"/>
+            <wp:extent cx="5734050" cy="3795025"/>
             <wp:effectExtent t="0" r="0" b="0" l="0"/>
             <wp:docPr id="1" name="" descr="" title=""/>
             <wp:cNvGraphicFramePr>
@@ -6218,7 +4354,7 @@
                   <pic:spPr bwMode="auto">
                     <a:xfrm>
                       <a:off x="0" y="0"/>
-                      <a:ext cx="5734050" cy="3063200"/>
+                      <a:ext cx="5734050" cy="3795025"/>
                     </a:xfrm>
                     <a:prstGeom prst="rect">
                       <a:avLst/>
@@ -6286,13 +4422,25 @@
                 <w:sz w:val="16"/>
                 <w:szCs w:val="16"/>
               </w:rPr>
-              <w:t xml:space="preserve">Organizational structure   ·   Policies, objectives and goals   ·   Management philosophy and style</w:t>
+              <w:t xml:space="preserve">Organizational structure   ·   control risk   ·   Management philosophy and style</w:t>
             </w:r>
           </w:p>
         </w:tc>
       </w:tr>
     </w:tbl>
     <w:p/>
+    <w:p>
+      <w:pPr>
+        <w:pageBreakBefore w:val="true"/>
+        <w:spacing w:after="0"/>
+      </w:pPr>
+      <w:r>
+        <w:rPr>
+          <w:sz w:val="2"/>
+        </w:rPr>
+        <w:t xml:space="preserve"> </w:t>
+      </w:r>
+    </w:p>
     <w:tbl>
       <w:tblPr>
         <w:tblW w:type="pct" w:w="100%"/>
@@ -6621,14 +4769,14 @@
                 <w:sz w:val="16"/>
                 <w:szCs w:val="16"/>
               </w:rPr>
-              <w:t xml:space="preserve">10  </w:t>
-            </w:r>
-            <w:r>
-              <w:rPr>
-                <w:sz w:val="16"/>
-                <w:szCs w:val="16"/>
-              </w:rPr>
-              <w:t xml:space="preserve">procedure</w:t>
+              <w:t xml:space="preserve">8  </w:t>
+            </w:r>
+            <w:r>
+              <w:rPr>
+                <w:sz w:val="16"/>
+                <w:szCs w:val="16"/>
+              </w:rPr>
+              <w:t xml:space="preserve">inspection</w:t>
             </w:r>
           </w:p>
         </w:tc>
@@ -6689,14 +4837,14 @@
                 <w:sz w:val="16"/>
                 <w:szCs w:val="16"/>
               </w:rPr>
-              <w:t xml:space="preserve">11  </w:t>
-            </w:r>
-            <w:r>
-              <w:rPr>
-                <w:sz w:val="16"/>
-                <w:szCs w:val="16"/>
-              </w:rPr>
-              <w:t xml:space="preserve">rewarded</w:t>
+              <w:t xml:space="preserve">9  </w:t>
+            </w:r>
+            <w:r>
+              <w:rPr>
+                <w:sz w:val="16"/>
+                <w:szCs w:val="16"/>
+              </w:rPr>
+              <w:t xml:space="preserve">conclude</w:t>
             </w:r>
           </w:p>
         </w:tc>
@@ -6757,14 +4905,14 @@
                 <w:sz w:val="16"/>
                 <w:szCs w:val="16"/>
               </w:rPr>
-              <w:t xml:space="preserve">12  </w:t>
-            </w:r>
-            <w:r>
-              <w:rPr>
-                <w:sz w:val="16"/>
-                <w:szCs w:val="16"/>
-              </w:rPr>
-              <w:t xml:space="preserve">inspection</w:t>
+              <w:t xml:space="preserve">10  </w:t>
+            </w:r>
+            <w:r>
+              <w:rPr>
+                <w:sz w:val="16"/>
+                <w:szCs w:val="16"/>
+              </w:rPr>
+              <w:t xml:space="preserve">tolerates</w:t>
             </w:r>
           </w:p>
         </w:tc>
@@ -6825,14 +4973,14 @@
                 <w:sz w:val="16"/>
                 <w:szCs w:val="16"/>
               </w:rPr>
-              <w:t xml:space="preserve">13  </w:t>
-            </w:r>
-            <w:r>
-              <w:rPr>
-                <w:sz w:val="16"/>
-                <w:szCs w:val="16"/>
-              </w:rPr>
-              <w:t xml:space="preserve">conclude</w:t>
+              <w:t xml:space="preserve">11  </w:t>
+            </w:r>
+            <w:r>
+              <w:rPr>
+                <w:sz w:val="16"/>
+                <w:szCs w:val="16"/>
+              </w:rPr>
+              <w:t xml:space="preserve">Structure</w:t>
             </w:r>
           </w:p>
         </w:tc>
@@ -6867,7 +5015,7 @@
                 <w:sz w:val="16"/>
                 <w:szCs w:val="16"/>
               </w:rPr>
-              <w:t xml:space="preserve">Distribution</w:t>
+              <w:t xml:space="preserve">philosophy</w:t>
             </w:r>
           </w:p>
         </w:tc>
@@ -6893,14 +5041,14 @@
                 <w:sz w:val="16"/>
                 <w:szCs w:val="16"/>
               </w:rPr>
-              <w:t xml:space="preserve">14  </w:t>
-            </w:r>
-            <w:r>
-              <w:rPr>
-                <w:sz w:val="16"/>
-                <w:szCs w:val="16"/>
-              </w:rPr>
-              <w:t xml:space="preserve">tolerates</w:t>
+              <w:t xml:space="preserve">12  </w:t>
+            </w:r>
+            <w:r>
+              <w:rPr>
+                <w:sz w:val="16"/>
+                <w:szCs w:val="16"/>
+              </w:rPr>
+              <w:t xml:space="preserve">Management philosophy and style</w:t>
             </w:r>
           </w:p>
         </w:tc>
@@ -6935,7 +5083,7 @@
                 <w:sz w:val="16"/>
                 <w:szCs w:val="16"/>
               </w:rPr>
-              <w:t xml:space="preserve">The code of conduct; the Chapter 1 objectives of Book 3</w:t>
+              <w:t xml:space="preserve">procedure</w:t>
             </w:r>
           </w:p>
         </w:tc>
@@ -6961,14 +5109,14 @@
                 <w:sz w:val="16"/>
                 <w:szCs w:val="16"/>
               </w:rPr>
-              <w:t xml:space="preserve">15  </w:t>
-            </w:r>
-            <w:r>
-              <w:rPr>
-                <w:sz w:val="16"/>
-                <w:szCs w:val="16"/>
-              </w:rPr>
-              <w:t xml:space="preserve">Structure</w:t>
+              <w:t xml:space="preserve">13  </w:t>
+            </w:r>
+            <w:r>
+              <w:rPr>
+                <w:sz w:val="16"/>
+                <w:szCs w:val="16"/>
+              </w:rPr>
+              <w:t xml:space="preserve">Organizational structure</w:t>
             </w:r>
           </w:p>
         </w:tc>
@@ -7003,143 +5151,7 @@
                 <w:sz w:val="16"/>
                 <w:szCs w:val="16"/>
               </w:rPr>
-              <w:t xml:space="preserve">reconciliation</w:t>
-            </w:r>
-          </w:p>
-        </w:tc>
-        <w:tc>
-          <w:tcPr>
-            <w:tcW w:type="pct" w:w="2500"/>
-            <w:tcMar>
-              <w:top w:type="dxa" w:w="20"/>
-              <w:left w:type="dxa" w:w="80"/>
-              <w:bottom w:type="dxa" w:w="20"/>
-              <w:right w:type="dxa" w:w="80"/>
-            </w:tcMar>
-          </w:tcPr>
-          <w:p>
-            <w:pPr>
-              <w:spacing w:before="12" w:after="12"/>
-            </w:pPr>
-            <w:r>
-              <w:rPr>
-                <w:b/>
-                <w:bCs/>
-                <w:color w:val="8186EF"/>
-                <w:sz w:val="16"/>
-                <w:szCs w:val="16"/>
-              </w:rPr>
-              <w:t xml:space="preserve">16  </w:t>
-            </w:r>
-            <w:r>
-              <w:rPr>
-                <w:sz w:val="16"/>
-                <w:szCs w:val="16"/>
-              </w:rPr>
-              <w:t xml:space="preserve">Management philosophy and style</w:t>
-            </w:r>
-          </w:p>
-        </w:tc>
-      </w:tr>
-      <w:tr>
-        <w:tc>
-          <w:tcPr>
-            <w:tcW w:type="pct" w:w="2500"/>
-            <w:tcMar>
-              <w:top w:type="dxa" w:w="20"/>
-              <w:left w:type="dxa" w:w="80"/>
-              <w:bottom w:type="dxa" w:w="20"/>
-              <w:right w:type="dxa" w:w="80"/>
-            </w:tcMar>
-          </w:tcPr>
-          <w:p>
-            <w:pPr>
-              <w:spacing w:before="12" w:after="12"/>
-            </w:pPr>
-            <w:r>
-              <w:rPr>
-                <w:b/>
-                <w:bCs/>
-                <w:color w:val="8186EF"/>
-                <w:sz w:val="16"/>
-                <w:szCs w:val="16"/>
-              </w:rPr>
-              <w:t xml:space="preserve">8  </w:t>
-            </w:r>
-            <w:r>
-              <w:rPr>
-                <w:sz w:val="16"/>
-                <w:szCs w:val="16"/>
-              </w:rPr>
-              <w:t xml:space="preserve">A missed control that nobody is asked about</w:t>
-            </w:r>
-          </w:p>
-        </w:tc>
-        <w:tc>
-          <w:tcPr>
-            <w:tcW w:type="pct" w:w="2500"/>
-            <w:tcMar>
-              <w:top w:type="dxa" w:w="20"/>
-              <w:left w:type="dxa" w:w="80"/>
-              <w:bottom w:type="dxa" w:w="20"/>
-              <w:right w:type="dxa" w:w="80"/>
-            </w:tcMar>
-          </w:tcPr>
-          <w:p>
-            <w:pPr>
-              <w:spacing w:before="12" w:after="12"/>
-            </w:pPr>
-            <w:r>
-              <w:rPr>
-                <w:b/>
-                <w:bCs/>
-                <w:color w:val="8186EF"/>
-                <w:sz w:val="16"/>
-                <w:szCs w:val="16"/>
-              </w:rPr>
-              <w:t xml:space="preserve">17  </w:t>
-            </w:r>
-            <w:r>
-              <w:rPr>
-                <w:sz w:val="16"/>
-                <w:szCs w:val="16"/>
-              </w:rPr>
-              <w:t xml:space="preserve">Organizational structure</w:t>
-            </w:r>
-          </w:p>
-        </w:tc>
-      </w:tr>
-      <w:tr>
-        <w:tc>
-          <w:tcPr>
-            <w:tcW w:type="pct" w:w="2500"/>
-            <w:tcMar>
-              <w:top w:type="dxa" w:w="20"/>
-              <w:left w:type="dxa" w:w="80"/>
-              <w:bottom w:type="dxa" w:w="20"/>
-              <w:right w:type="dxa" w:w="80"/>
-            </w:tcMar>
-          </w:tcPr>
-          <w:p>
-            <w:pPr>
-              <w:spacing w:before="12" w:after="12"/>
-            </w:pPr>
-            <w:r>
-              <w:rPr>
-                <w:b/>
-                <w:bCs/>
-                <w:color w:val="8186EF"/>
-                <w:sz w:val="16"/>
-                <w:szCs w:val="16"/>
-              </w:rPr>
-              <w:t xml:space="preserve">9  </w:t>
-            </w:r>
-            <w:r>
-              <w:rPr>
-                <w:sz w:val="16"/>
-                <w:szCs w:val="16"/>
-              </w:rPr>
-              <w:t xml:space="preserve">philosophy</w:t>
+              <w:t xml:space="preserve">rewarded</w:t>
             </w:r>
           </w:p>
         </w:tc>
@@ -7420,7 +5432,7 @@
           <w:sz w:val="19"/>
           <w:szCs w:val="19"/>
         </w:rPr>
-        <w:t xml:space="preserve">The standard is </w:t>
+        <w:t xml:space="preserve">The standard is reasonable assurance: a high level of </w:t>
       </w:r>
       <w:r>
         <w:rPr>
@@ -7452,7 +5464,14 @@
           <w:sz w:val="19"/>
           <w:szCs w:val="19"/>
         </w:rPr>
-        <w:t xml:space="preserve"> assurance: a high level of </w:t>
+        <w:t xml:space="preserve">, not a guarantee. </w:t>
+      </w:r>
+      <w:r>
+        <w:rPr>
+          <w:sz w:val="19"/>
+          <w:szCs w:val="19"/>
+        </w:rPr>
+        <w:t xml:space="preserve">Two of them deserve </w:t>
       </w:r>
       <w:r>
         <w:rPr>
@@ -7470,7 +5489,7 @@
           <w:sz w:val="19"/>
           <w:szCs w:val="19"/>
         </w:rPr>
-        <w:t xml:space="preserve">            </w:t>
+        <w:t xml:space="preserve">           </w:t>
       </w:r>
       <w:r>
         <w:rPr>
@@ -7484,14 +5503,7 @@
           <w:sz w:val="19"/>
           <w:szCs w:val="19"/>
         </w:rPr>
-        <w:t xml:space="preserve">, not a guarantee. </w:t>
-      </w:r>
-      <w:r>
-        <w:rPr>
-          <w:sz w:val="19"/>
-          <w:szCs w:val="19"/>
-        </w:rPr>
-        <w:t xml:space="preserve">Two of them deserve </w:t>
+        <w:t xml:space="preserve"> because the exam </w:t>
       </w:r>
       <w:r>
         <w:rPr>
@@ -7523,7 +5535,14 @@
           <w:sz w:val="19"/>
           <w:szCs w:val="19"/>
         </w:rPr>
-        <w:t xml:space="preserve"> because the exam </w:t>
+        <w:t xml:space="preserve"> to them. </w:t>
+      </w:r>
+      <w:r>
+        <w:rPr>
+          <w:sz w:val="19"/>
+          <w:szCs w:val="19"/>
+        </w:rPr>
+        <w:t xml:space="preserve">Collusion defeats a </w:t>
       </w:r>
       <w:r>
         <w:rPr>
@@ -7541,7 +5560,7 @@
           <w:sz w:val="19"/>
           <w:szCs w:val="19"/>
         </w:rPr>
-        <w:t xml:space="preserve">           </w:t>
+        <w:t xml:space="preserve">            </w:t>
       </w:r>
       <w:r>
         <w:rPr>
@@ -7555,14 +5574,7 @@
           <w:sz w:val="19"/>
           <w:szCs w:val="19"/>
         </w:rPr>
-        <w:t xml:space="preserve"> to them. </w:t>
-      </w:r>
-      <w:r>
-        <w:rPr>
-          <w:sz w:val="19"/>
-          <w:szCs w:val="19"/>
-        </w:rPr>
-        <w:t xml:space="preserve">Collusion defeats a </w:t>
+        <w:t xml:space="preserve"> of duties designed for one person acting alone: the clerk who raises an invoice and the </w:t>
       </w:r>
       <w:r>
         <w:rPr>
@@ -7594,7 +5606,14 @@
           <w:sz w:val="19"/>
           <w:szCs w:val="19"/>
         </w:rPr>
-        <w:t xml:space="preserve"> of duties designed for one person acting alone: the clerk who raises an invoice and the </w:t>
+        <w:t xml:space="preserve"> who approves it can agree together. </w:t>
+      </w:r>
+      <w:r>
+        <w:rPr>
+          <w:sz w:val="19"/>
+          <w:szCs w:val="19"/>
+        </w:rPr>
+        <w:t xml:space="preserve"/>
       </w:r>
       <w:r>
         <w:rPr>
@@ -7626,14 +5645,7 @@
           <w:sz w:val="19"/>
           <w:szCs w:val="19"/>
         </w:rPr>
-        <w:t xml:space="preserve"> who approves it can agree together. </w:t>
-      </w:r>
-      <w:r>
-        <w:rPr>
-          <w:sz w:val="19"/>
-          <w:szCs w:val="19"/>
-        </w:rPr>
-        <w:t xml:space="preserve"/>
+        <w:t xml:space="preserve"> override is the harder one, because the people who design and enforce the </w:t>
       </w:r>
       <w:r>
         <w:rPr>
@@ -7651,7 +5663,7 @@
           <w:sz w:val="19"/>
           <w:szCs w:val="19"/>
         </w:rPr>
-        <w:t xml:space="preserve">            </w:t>
+        <w:t xml:space="preserve">           </w:t>
       </w:r>
       <w:r>
         <w:rPr>
@@ -7665,7 +5677,14 @@
           <w:sz w:val="19"/>
           <w:szCs w:val="19"/>
         </w:rPr>
-        <w:t xml:space="preserve"> override is the harder one, because the people who design and enforce the </w:t>
+        <w:t xml:space="preserve"> are the people best placed to step around them. </w:t>
+      </w:r>
+      <w:r>
+        <w:rPr>
+          <w:sz w:val="19"/>
+          <w:szCs w:val="19"/>
+        </w:rPr>
+        <w:t xml:space="preserve">The </w:t>
       </w:r>
       <w:r>
         <w:rPr>
@@ -7683,7 +5702,7 @@
           <w:sz w:val="19"/>
           <w:szCs w:val="19"/>
         </w:rPr>
-        <w:t xml:space="preserve">           </w:t>
+        <w:t xml:space="preserve">              </w:t>
       </w:r>
       <w:r>
         <w:rPr>
@@ -7697,14 +5716,7 @@
           <w:sz w:val="19"/>
           <w:szCs w:val="19"/>
         </w:rPr>
-        <w:t xml:space="preserve"> are the people best placed to step around them. </w:t>
-      </w:r>
-      <w:r>
-        <w:rPr>
-          <w:sz w:val="19"/>
-          <w:szCs w:val="19"/>
-        </w:rPr>
-        <w:t xml:space="preserve">The </w:t>
+        <w:t xml:space="preserve"> limit is not an excuse but a design </w:t>
       </w:r>
       <w:r>
         <w:rPr>
@@ -7722,7 +5734,7 @@
           <w:sz w:val="19"/>
           <w:szCs w:val="19"/>
         </w:rPr>
-        <w:t xml:space="preserve">              </w:t>
+        <w:t xml:space="preserve">           </w:t>
       </w:r>
       <w:r>
         <w:rPr>
@@ -7736,7 +5748,7 @@
           <w:sz w:val="19"/>
           <w:szCs w:val="19"/>
         </w:rPr>
-        <w:t xml:space="preserve"> limit is not an excuse but a design principle. </w:t>
+        <w:t xml:space="preserve">. </w:t>
       </w:r>
       <w:r>
         <w:rPr>
@@ -7801,7 +5813,7 @@
                 <w:sz w:val="16"/>
                 <w:szCs w:val="16"/>
               </w:rPr>
-              <w:t xml:space="preserve">attention   ·   reasonable   ·   Management   ·   confidence   ·   controls   ·   cost-benefit   ·   separation   ·   assurance   ·   internal   ·   supervisor   ·   absolute   ·   returns</w:t>
+              <w:t xml:space="preserve">returns   ·   confidence   ·   controls   ·   attention   ·   cost-benefit   ·   principle   ·   supervisor   ·   assurance   ·   internal   ·   Management   ·   absolute   ·   separation</w:t>
             </w:r>
           </w:p>
         </w:tc>
@@ -7895,7 +5907,7 @@
           <w:sz w:val="19"/>
           <w:szCs w:val="19"/>
         </w:rPr>
-        <w:t xml:space="preserve">A </w:t>
+        <w:t xml:space="preserve">A question that treats it as 'some </w:t>
       </w:r>
       <w:r>
         <w:rPr>
@@ -7927,7 +5939,7 @@
           <w:sz w:val="19"/>
           <w:szCs w:val="19"/>
         </w:rPr>
-        <w:t xml:space="preserve"> that treats it as 'some </w:t>
+        <w:t xml:space="preserve">' or 'better than </w:t>
       </w:r>
       <w:r>
         <w:rPr>
@@ -7959,7 +5971,7 @@
           <w:sz w:val="19"/>
           <w:szCs w:val="19"/>
         </w:rPr>
-        <w:t xml:space="preserve">' or 'better than nothing' has the sense wrong. </w:t>
+        <w:t xml:space="preserve">' has the sense wrong. </w:t>
       </w:r>
       <w:r>
         <w:rPr>
@@ -8056,7 +6068,7 @@
                 <w:sz w:val="16"/>
                 <w:szCs w:val="16"/>
               </w:rPr>
-              <w:t xml:space="preserve">acknowledges   ·   comfort   ·   because   ·   question</w:t>
+              <w:t xml:space="preserve">acknowledges   ·   nothing   ·   because   ·   comfort</w:t>
             </w:r>
           </w:p>
         </w:tc>
@@ -8534,7 +6546,7 @@
                 <w:sz w:val="16"/>
                 <w:szCs w:val="16"/>
               </w:rPr>
-              <w:t xml:space="preserve">Management</w:t>
+              <w:t xml:space="preserve">controls</w:t>
             </w:r>
           </w:p>
         </w:tc>
@@ -8602,7 +6614,7 @@
                 <w:sz w:val="16"/>
                 <w:szCs w:val="16"/>
               </w:rPr>
-              <w:t xml:space="preserve">controls</w:t>
+              <w:t xml:space="preserve">cost-benefit</w:t>
             </w:r>
           </w:p>
         </w:tc>
@@ -8637,7 +6649,7 @@
                 <w:sz w:val="16"/>
                 <w:szCs w:val="16"/>
               </w:rPr>
-              <w:t xml:space="preserve">reasonable</w:t>
+              <w:t xml:space="preserve">confidence</w:t>
             </w:r>
           </w:p>
         </w:tc>
@@ -8670,7 +6682,7 @@
                 <w:sz w:val="16"/>
                 <w:szCs w:val="16"/>
               </w:rPr>
-              <w:t xml:space="preserve">cost-benefit</w:t>
+              <w:t xml:space="preserve">principle</w:t>
             </w:r>
           </w:p>
         </w:tc>
@@ -8705,7 +6717,7 @@
                 <w:sz w:val="16"/>
                 <w:szCs w:val="16"/>
               </w:rPr>
-              <w:t xml:space="preserve">confidence</w:t>
+              <w:t xml:space="preserve">attention</w:t>
             </w:r>
           </w:p>
         </w:tc>
@@ -8738,7 +6750,7 @@
                 <w:sz w:val="16"/>
                 <w:szCs w:val="16"/>
               </w:rPr>
-              <w:t xml:space="preserve">question</w:t>
+              <w:t xml:space="preserve">comfort</w:t>
             </w:r>
           </w:p>
         </w:tc>
@@ -8773,7 +6785,7 @@
                 <w:sz w:val="16"/>
                 <w:szCs w:val="16"/>
               </w:rPr>
-              <w:t xml:space="preserve">attention</w:t>
+              <w:t xml:space="preserve">returns</w:t>
             </w:r>
           </w:p>
         </w:tc>
@@ -8806,7 +6818,7 @@
                 <w:sz w:val="16"/>
                 <w:szCs w:val="16"/>
               </w:rPr>
-              <w:t xml:space="preserve">comfort</w:t>
+              <w:t xml:space="preserve">nothing</w:t>
             </w:r>
           </w:p>
         </w:tc>
@@ -8841,7 +6853,7 @@
                 <w:sz w:val="16"/>
                 <w:szCs w:val="16"/>
               </w:rPr>
-              <w:t xml:space="preserve">returns</w:t>
+              <w:t xml:space="preserve">separation</w:t>
             </w:r>
           </w:p>
         </w:tc>
@@ -8909,7 +6921,7 @@
                 <w:sz w:val="16"/>
                 <w:szCs w:val="16"/>
               </w:rPr>
-              <w:t xml:space="preserve">separation</w:t>
+              <w:t xml:space="preserve">supervisor</w:t>
             </w:r>
           </w:p>
         </w:tc>
@@ -8977,7 +6989,7 @@
                 <w:sz w:val="16"/>
                 <w:szCs w:val="16"/>
               </w:rPr>
-              <w:t xml:space="preserve">supervisor</w:t>
+              <w:t xml:space="preserve">Management</w:t>
             </w:r>
           </w:p>
         </w:tc>
@@ -9300,7 +7312,7 @@
           <w:sz w:val="19"/>
           <w:szCs w:val="19"/>
         </w:rPr>
-        <w:t xml:space="preserve">: questions give you the failure and ask which component or which </w:t>
+        <w:t xml:space="preserve">: questions give you the failure and ask which component or which limitation </w:t>
       </w:r>
       <w:r>
         <w:rPr>
@@ -9318,7 +7330,7 @@
           <w:sz w:val="19"/>
           <w:szCs w:val="19"/>
         </w:rPr>
-        <w:t xml:space="preserve">            </w:t>
+        <w:t xml:space="preserve">           </w:t>
       </w:r>
       <w:r>
         <w:rPr>
@@ -9332,7 +7344,7 @@
           <w:sz w:val="19"/>
           <w:szCs w:val="19"/>
         </w:rPr>
-        <w:t xml:space="preserve"> explains it. </w:t>
+        <w:t xml:space="preserve"> it. </w:t>
       </w:r>
       <w:r>
         <w:rPr>
@@ -9371,7 +7383,14 @@
           <w:sz w:val="19"/>
           <w:szCs w:val="19"/>
         </w:rPr>
-        <w:t xml:space="preserve"> clerk at the Amman plant was able to add a supplier to the </w:t>
+        <w:t xml:space="preserve"> clerk at the Amman plant was able to add a supplier to the approved list and to release payments to it. </w:t>
+      </w:r>
+      <w:r>
+        <w:rPr>
+          <w:sz w:val="19"/>
+          <w:szCs w:val="19"/>
+        </w:rPr>
+        <w:t xml:space="preserve">Over fourteen months, payments went to a supplier that </w:t>
       </w:r>
       <w:r>
         <w:rPr>
@@ -9403,14 +7422,14 @@
           <w:sz w:val="19"/>
           <w:szCs w:val="19"/>
         </w:rPr>
-        <w:t xml:space="preserve"> list and to release payments to it. </w:t>
-      </w:r>
-      <w:r>
-        <w:rPr>
-          <w:sz w:val="19"/>
-          <w:szCs w:val="19"/>
-        </w:rPr>
-        <w:t xml:space="preserve">Over fourteen months, payments went to a supplier that </w:t>
+        <w:t xml:space="preserve"> nothing. </w:t>
+      </w:r>
+      <w:r>
+        <w:rPr>
+          <w:sz w:val="19"/>
+          <w:szCs w:val="19"/>
+        </w:rPr>
+        <w:t xml:space="preserve">The loss was found when a new controller reconciled supplier </w:t>
       </w:r>
       <w:r>
         <w:rPr>
@@ -9442,14 +7461,7 @@
           <w:sz w:val="19"/>
           <w:szCs w:val="19"/>
         </w:rPr>
-        <w:t xml:space="preserve"> nothing. </w:t>
-      </w:r>
-      <w:r>
-        <w:rPr>
-          <w:sz w:val="19"/>
-          <w:szCs w:val="19"/>
-        </w:rPr>
-        <w:t xml:space="preserve">The loss was found when a new controller reconciled supplier records against goods received. </w:t>
+        <w:t xml:space="preserve"> against goods received. </w:t>
       </w:r>
     </w:p>
     <w:tbl>
@@ -9507,7 +7519,7 @@
                 <w:sz w:val="16"/>
                 <w:szCs w:val="16"/>
               </w:rPr>
-              <w:t xml:space="preserve">payment   ·   purchasing   ·   Orontes   ·   framework   ·   exam-core   ·   limitation   ·   delivered   ·   approved</w:t>
+              <w:t xml:space="preserve">available   ·   purchasing   ·   Orontes   ·   framework   ·   exam-core   ·   explains   ·   records   ·   delivered</w:t>
             </w:r>
           </w:p>
         </w:tc>
@@ -9594,7 +7606,7 @@
           <w:sz w:val="19"/>
           <w:szCs w:val="19"/>
         </w:rPr>
-        <w:t xml:space="preserve">Inherent risk was high: </w:t>
+        <w:t xml:space="preserve">Inherent risk was high: payments to new suppliers are easy to disguise and hard to </w:t>
       </w:r>
       <w:r>
         <w:rPr>
@@ -9626,7 +7638,14 @@
           <w:sz w:val="19"/>
           <w:szCs w:val="19"/>
         </w:rPr>
-        <w:t xml:space="preserve"> to new suppliers are easy to </w:t>
+        <w:t xml:space="preserve">. </w:t>
+      </w:r>
+      <w:r>
+        <w:rPr>
+          <w:sz w:val="19"/>
+          <w:szCs w:val="19"/>
+        </w:rPr>
+        <w:t xml:space="preserve">Control risk was also high, because one </w:t>
       </w:r>
       <w:r>
         <w:rPr>
@@ -9658,14 +7677,7 @@
           <w:sz w:val="19"/>
           <w:szCs w:val="19"/>
         </w:rPr>
-        <w:t xml:space="preserve"> and hard to verify. </w:t>
-      </w:r>
-      <w:r>
-        <w:rPr>
-          <w:sz w:val="19"/>
-          <w:szCs w:val="19"/>
-        </w:rPr>
-        <w:t xml:space="preserve"/>
+        <w:t xml:space="preserve"> held two duties that </w:t>
       </w:r>
       <w:r>
         <w:rPr>
@@ -9697,7 +7709,14 @@
           <w:sz w:val="19"/>
           <w:szCs w:val="19"/>
         </w:rPr>
-        <w:t xml:space="preserve"> risk was also high, because one person held two duties that should have been </w:t>
+        <w:t xml:space="preserve"> have been separated. </w:t>
+      </w:r>
+      <w:r>
+        <w:rPr>
+          <w:sz w:val="19"/>
+          <w:szCs w:val="19"/>
+        </w:rPr>
+        <w:t xml:space="preserve">Detection risk was high too, since nobody reconciled suppliers to </w:t>
       </w:r>
       <w:r>
         <w:rPr>
@@ -9729,14 +7748,7 @@
           <w:sz w:val="19"/>
           <w:szCs w:val="19"/>
         </w:rPr>
-        <w:t xml:space="preserve">. </w:t>
-      </w:r>
-      <w:r>
-        <w:rPr>
-          <w:sz w:val="19"/>
-          <w:szCs w:val="19"/>
-        </w:rPr>
-        <w:t xml:space="preserve">Detection risk was high too, since nobody reconciled suppliers to receipts until the new controller arrived. </w:t>
+        <w:t xml:space="preserve"> until the new controller arrived. </w:t>
       </w:r>
     </w:p>
     <w:tbl>
@@ -9794,7 +7806,7 @@
                 <w:sz w:val="16"/>
                 <w:szCs w:val="16"/>
               </w:rPr>
-              <w:t xml:space="preserve">separated   ·   payments   ·   arrived   ·   Control   ·   disguise</w:t>
+              <w:t xml:space="preserve">receipts   ·   verify   ·   questions   ·   should   ·   person</w:t>
             </w:r>
           </w:p>
         </w:tc>
@@ -9881,7 +7893,14 @@
           <w:sz w:val="19"/>
           <w:szCs w:val="19"/>
         </w:rPr>
-        <w:t xml:space="preserve">Control activities failed first: the duties were not </w:t>
+        <w:t xml:space="preserve">Control activities failed first: the duties were not separated. </w:t>
+      </w:r>
+      <w:r>
+        <w:rPr>
+          <w:sz w:val="19"/>
+          <w:szCs w:val="19"/>
+        </w:rPr>
+        <w:t xml:space="preserve">But monitoring activities failed as well, because fourteen months </w:t>
       </w:r>
       <w:r>
         <w:rPr>
@@ -9913,14 +7932,7 @@
           <w:sz w:val="19"/>
           <w:szCs w:val="19"/>
         </w:rPr>
-        <w:t xml:space="preserve">. </w:t>
-      </w:r>
-      <w:r>
-        <w:rPr>
-          <w:sz w:val="19"/>
-          <w:szCs w:val="19"/>
-        </w:rPr>
-        <w:t xml:space="preserve">But </w:t>
+        <w:t xml:space="preserve"> before anyone </w:t>
       </w:r>
       <w:r>
         <w:rPr>
@@ -9938,7 +7950,7 @@
           <w:sz w:val="19"/>
           <w:szCs w:val="19"/>
         </w:rPr>
-        <w:t xml:space="preserve">            </w:t>
+        <w:t xml:space="preserve">           </w:t>
       </w:r>
       <w:r>
         <w:rPr>
@@ -9952,14 +7964,14 @@
           <w:sz w:val="19"/>
           <w:szCs w:val="19"/>
         </w:rPr>
-        <w:t xml:space="preserve"> activities failed as well, because fourteen months passed before anyone looked. </w:t>
-      </w:r>
-      <w:r>
-        <w:rPr>
-          <w:sz w:val="19"/>
-          <w:szCs w:val="19"/>
-        </w:rPr>
-        <w:t xml:space="preserve">And the control </w:t>
+        <w:t xml:space="preserve">. </w:t>
+      </w:r>
+      <w:r>
+        <w:rPr>
+          <w:sz w:val="19"/>
+          <w:szCs w:val="19"/>
+        </w:rPr>
+        <w:t xml:space="preserve">And the control environment was weak underneath both: nobody owned supplier approval, so no one was </w:t>
       </w:r>
       <w:r>
         <w:rPr>
@@ -9991,7 +8003,7 @@
           <w:sz w:val="19"/>
           <w:szCs w:val="19"/>
         </w:rPr>
-        <w:t xml:space="preserve"> was weak underneath both: nobody owned supplier approval, so no one was accountable when it went wrong. </w:t>
+        <w:t xml:space="preserve"> when it went wrong. </w:t>
       </w:r>
     </w:p>
     <w:tbl>
@@ -10049,7 +8061,7 @@
                 <w:sz w:val="16"/>
                 <w:szCs w:val="16"/>
               </w:rPr>
-              <w:t xml:space="preserve">payment   ·   separated   ·   monitoring   ·   environment</w:t>
+              <w:t xml:space="preserve">activities   ·   passed   ·   looked   ·   accountable</w:t>
             </w:r>
           </w:p>
         </w:tc>
@@ -10136,7 +8148,14 @@
           <w:sz w:val="19"/>
           <w:szCs w:val="19"/>
         </w:rPr>
-        <w:t xml:space="preserve">Operations, because cash left the company for </w:t>
+        <w:t xml:space="preserve">Operations, because cash left the company for nothing. </w:t>
+      </w:r>
+      <w:r>
+        <w:rPr>
+          <w:sz w:val="19"/>
+          <w:szCs w:val="19"/>
+        </w:rPr>
+        <w:t xml:space="preserve">Reporting, because </w:t>
       </w:r>
       <w:r>
         <w:rPr>
@@ -10168,14 +8187,14 @@
           <w:sz w:val="19"/>
           <w:szCs w:val="19"/>
         </w:rPr>
-        <w:t xml:space="preserve">. </w:t>
-      </w:r>
-      <w:r>
-        <w:rPr>
-          <w:sz w:val="19"/>
-          <w:szCs w:val="19"/>
-        </w:rPr>
-        <w:t xml:space="preserve"/>
+        <w:t xml:space="preserve"> and payables were misstated for more than a year. </w:t>
+      </w:r>
+      <w:r>
+        <w:rPr>
+          <w:sz w:val="19"/>
+          <w:szCs w:val="19"/>
+        </w:rPr>
+        <w:t xml:space="preserve">Compliance, because the payments breached the company's own </w:t>
       </w:r>
       <w:r>
         <w:rPr>
@@ -10193,7 +8212,7 @@
           <w:sz w:val="19"/>
           <w:szCs w:val="19"/>
         </w:rPr>
-        <w:t xml:space="preserve">           </w:t>
+        <w:t xml:space="preserve">             </w:t>
       </w:r>
       <w:r>
         <w:rPr>
@@ -10207,14 +8226,7 @@
           <w:sz w:val="19"/>
           <w:szCs w:val="19"/>
         </w:rPr>
-        <w:t xml:space="preserve">, because purchases and payables were misstated for more than a year. </w:t>
-      </w:r>
-      <w:r>
-        <w:rPr>
-          <w:sz w:val="19"/>
-          <w:szCs w:val="19"/>
-        </w:rPr>
-        <w:t xml:space="preserve">Compliance, because the payments breached the company's own procurement policy. </w:t>
+        <w:t xml:space="preserve"> policy. </w:t>
       </w:r>
     </w:p>
     <w:tbl>
@@ -10272,7 +8284,7 @@
                 <w:sz w:val="16"/>
                 <w:szCs w:val="16"/>
               </w:rPr>
-              <w:t xml:space="preserve">procurement   ·   nothing   ·   Reporting</w:t>
+              <w:t xml:space="preserve">Control   ·   purchases   ·   procurement</w:t>
             </w:r>
           </w:p>
         </w:tc>
@@ -10371,7 +8383,7 @@
           <w:sz w:val="19"/>
           <w:szCs w:val="19"/>
         </w:rPr>
-        <w:t xml:space="preserve">Separating </w:t>
+        <w:t xml:space="preserve">Separating supplier approval from </w:t>
       </w:r>
       <w:r>
         <w:rPr>
@@ -10403,7 +8415,7 @@
           <w:sz w:val="19"/>
           <w:szCs w:val="19"/>
         </w:rPr>
-        <w:t xml:space="preserve"> approval from payment release would have stopped this </w:t>
+        <w:t xml:space="preserve"> release would have stopped this </w:t>
       </w:r>
       <w:r>
         <w:rPr>
@@ -10513,7 +8525,7 @@
           <w:sz w:val="19"/>
           <w:szCs w:val="19"/>
         </w:rPr>
-        <w:t xml:space="preserve"/>
+        <w:t xml:space="preserve">Reasonable assurance is the honest claim; absolute assurance is not </w:t>
       </w:r>
       <w:r>
         <w:rPr>
@@ -10531,7 +8543,7 @@
           <w:sz w:val="19"/>
           <w:szCs w:val="19"/>
         </w:rPr>
-        <w:t xml:space="preserve">            </w:t>
+        <w:t xml:space="preserve">           </w:t>
       </w:r>
       <w:r>
         <w:rPr>
@@ -10545,7 +8557,7 @@
           <w:sz w:val="19"/>
           <w:szCs w:val="19"/>
         </w:rPr>
-        <w:t xml:space="preserve"> assurance is the honest claim; absolute assurance is not available at any price. </w:t>
+        <w:t xml:space="preserve"> at any price. </w:t>
       </w:r>
     </w:p>
     <w:tbl>
@@ -10603,7 +8615,7 @@
                 <w:sz w:val="16"/>
                 <w:szCs w:val="16"/>
               </w:rPr>
-              <w:t xml:space="preserve">particular   ·   Reasonable   ·   supplier   ·   instructing   ·   management   ·   approved</w:t>
+              <w:t xml:space="preserve">particular   ·   available   ·   payment   ·   instructing   ·   management   ·   activities</w:t>
             </w:r>
           </w:p>
         </w:tc>
@@ -10677,7 +8689,7 @@
           <w:sz w:val="16"/>
           <w:szCs w:val="16"/>
         </w:rPr>
-        <w:t xml:space="preserve">      gaps 22–25</w:t>
+        <w:t xml:space="preserve">      gaps 22–24</w:t>
       </w:r>
     </w:p>
     <w:p>
@@ -10690,7 +8702,14 @@
           <w:sz w:val="19"/>
           <w:szCs w:val="19"/>
         </w:rPr>
-        <w:t xml:space="preserve">High inherent risk plus high control risk plus high </w:t>
+        <w:t xml:space="preserve">High inherent risk plus high control risk plus high detection risk gave a high audit risk. </w:t>
+      </w:r>
+      <w:r>
+        <w:rPr>
+          <w:sz w:val="19"/>
+          <w:szCs w:val="19"/>
+        </w:rPr>
+        <w:t xml:space="preserve">Control activities failed, monitoring failed, and the control environment </w:t>
       </w:r>
       <w:r>
         <w:rPr>
@@ -10722,14 +8741,14 @@
           <w:sz w:val="19"/>
           <w:szCs w:val="19"/>
         </w:rPr>
-        <w:t xml:space="preserve"> risk gave a high audit risk. </w:t>
-      </w:r>
-      <w:r>
-        <w:rPr>
-          <w:sz w:val="19"/>
-          <w:szCs w:val="19"/>
-        </w:rPr>
-        <w:t xml:space="preserve">Control activities failed, monitoring failed, and the control </w:t>
+        <w:t xml:space="preserve"> both. </w:t>
+      </w:r>
+      <w:r>
+        <w:rPr>
+          <w:sz w:val="19"/>
+          <w:szCs w:val="19"/>
+        </w:rPr>
+        <w:t xml:space="preserve">All three </w:t>
       </w:r>
       <w:r>
         <w:rPr>
@@ -10747,7 +8766,7 @@
           <w:sz w:val="19"/>
           <w:szCs w:val="19"/>
         </w:rPr>
-        <w:t xml:space="preserve">             </w:t>
+        <w:t xml:space="preserve">            </w:t>
       </w:r>
       <w:r>
         <w:rPr>
@@ -10761,14 +8780,14 @@
           <w:sz w:val="19"/>
           <w:szCs w:val="19"/>
         </w:rPr>
-        <w:t xml:space="preserve"> allowed both. </w:t>
-      </w:r>
-      <w:r>
-        <w:rPr>
-          <w:sz w:val="19"/>
-          <w:szCs w:val="19"/>
-        </w:rPr>
-        <w:t xml:space="preserve">All three </w:t>
+        <w:t xml:space="preserve"> were missed: operations, reporting and compliance. </w:t>
+      </w:r>
+      <w:r>
+        <w:rPr>
+          <w:sz w:val="19"/>
+          <w:szCs w:val="19"/>
+        </w:rPr>
+        <w:t xml:space="preserve">The fix is cheap, but it buys reasonable assurance, not </w:t>
       </w:r>
       <w:r>
         <w:rPr>
@@ -10786,7 +8805,7 @@
           <w:sz w:val="19"/>
           <w:szCs w:val="19"/>
         </w:rPr>
-        <w:t xml:space="preserve">            </w:t>
+        <w:t xml:space="preserve">           </w:t>
       </w:r>
       <w:r>
         <w:rPr>
@@ -10800,46 +8819,7 @@
           <w:sz w:val="19"/>
           <w:szCs w:val="19"/>
         </w:rPr>
-        <w:t xml:space="preserve"> were missed: operations, reporting and compliance. </w:t>
-      </w:r>
-      <w:r>
-        <w:rPr>
-          <w:sz w:val="19"/>
-          <w:szCs w:val="19"/>
-        </w:rPr>
-        <w:t xml:space="preserve">The fix is cheap, but it buys </w:t>
-      </w:r>
-      <w:r>
-        <w:rPr>
-          <w:b/>
-          <w:bCs/>
-          <w:color w:val="8186EF"/>
-          <w:sz w:val="15"/>
-          <w:szCs w:val="15"/>
-        </w:rPr>
-        <w:t xml:space="preserve"> (25) </w:t>
-      </w:r>
-      <w:r>
-        <w:rPr>
-          <w:u w:val="single"/>
-          <w:sz w:val="19"/>
-          <w:szCs w:val="19"/>
-        </w:rPr>
-        <w:t xml:space="preserve">            </w:t>
-      </w:r>
-      <w:r>
-        <w:rPr>
-          <w:sz w:val="19"/>
-          <w:szCs w:val="19"/>
-        </w:rPr>
-        <w:t xml:space="preserve"> </w:t>
-      </w:r>
-      <w:r>
-        <w:rPr>
-          <w:sz w:val="19"/>
-          <w:szCs w:val="19"/>
-        </w:rPr>
-        <w:t xml:space="preserve"> assurance, not certainty. </w:t>
+        <w:t xml:space="preserve">. </w:t>
       </w:r>
     </w:p>
     <w:tbl>
@@ -10897,7 +8877,7 @@
                 <w:sz w:val="16"/>
                 <w:szCs w:val="16"/>
               </w:rPr>
-              <w:t xml:space="preserve">reasonable   ·   objectives   ·   environment   ·   approval   ·   detection</w:t>
+              <w:t xml:space="preserve">certainty   ·   objectives   ·   environment   ·   allowed</w:t>
             </w:r>
           </w:p>
         </w:tc>
@@ -11000,7 +8980,7 @@
       <w:r>
         <w:drawing>
           <wp:inline distT="0" distB="0" distL="0" distR="0">
-            <wp:extent cx="5734050" cy="1871100"/>
+            <wp:extent cx="5734050" cy="3017925"/>
             <wp:effectExtent t="0" r="0" b="0" l="0"/>
             <wp:docPr id="1" name="" descr="" title=""/>
             <wp:cNvGraphicFramePr>
@@ -11025,7 +9005,7 @@
                   <pic:spPr bwMode="auto">
                     <a:xfrm>
                       <a:off x="0" y="0"/>
-                      <a:ext cx="5734050" cy="1871100"/>
+                      <a:ext cx="5734050" cy="3017925"/>
                     </a:xfrm>
                     <a:prstGeom prst="rect">
                       <a:avLst/>
@@ -11093,7 +9073,7 @@
                 <w:sz w:val="16"/>
                 <w:szCs w:val="16"/>
               </w:rPr>
-              <w:t xml:space="preserve">Stock records differ from the count   ·   A new food safety rule is missed   ·   A supplier invoice is paid twice</w:t>
+              <w:t xml:space="preserve">A new food safety rule is missed   ·   Stock records differ from the count   ·   A supplier invoice is paid twice</w:t>
             </w:r>
           </w:p>
         </w:tc>
@@ -11179,7 +9159,7 @@
           <w:sz w:val="16"/>
           <w:szCs w:val="16"/>
         </w:rPr>
-        <w:t xml:space="preserve">      gaps 28–31</w:t>
+        <w:t xml:space="preserve">      gaps 27–30</w:t>
       </w:r>
     </w:p>
     <w:p>
@@ -11192,7 +9172,7 @@
           <w:sz w:val="19"/>
           <w:szCs w:val="19"/>
         </w:rPr>
-        <w:t xml:space="preserve">A case gives a failure and asks which </w:t>
+        <w:t xml:space="preserve">A case gives a failure and asks which component, which </w:t>
       </w:r>
       <w:r>
         <w:rPr>
@@ -11202,7 +9182,7 @@
           <w:sz w:val="15"/>
           <w:szCs w:val="15"/>
         </w:rPr>
-        <w:t xml:space="preserve"> (28) </w:t>
+        <w:t xml:space="preserve"> (27) </w:t>
       </w:r>
       <w:r>
         <w:rPr>
@@ -11224,7 +9204,7 @@
           <w:sz w:val="19"/>
           <w:szCs w:val="19"/>
         </w:rPr>
-        <w:t xml:space="preserve">, which objective or which limitation it </w:t>
+        <w:t xml:space="preserve"> or which limitation it </w:t>
       </w:r>
       <w:r>
         <w:rPr>
@@ -11234,7 +9214,7 @@
           <w:sz w:val="15"/>
           <w:szCs w:val="15"/>
         </w:rPr>
-        <w:t xml:space="preserve"> (29) </w:t>
+        <w:t xml:space="preserve"> (28) </w:t>
       </w:r>
       <w:r>
         <w:rPr>
@@ -11273,7 +9253,7 @@
           <w:sz w:val="15"/>
           <w:szCs w:val="15"/>
         </w:rPr>
-        <w:t xml:space="preserve"> (30) </w:t>
+        <w:t xml:space="preserve"> (29) </w:t>
       </w:r>
       <w:r>
         <w:rPr>
@@ -11295,7 +9275,7 @@
           <w:sz w:val="19"/>
           <w:szCs w:val="19"/>
         </w:rPr>
-        <w:t xml:space="preserve">: what was supposed to stop this, why did it not, and was there anything that could have? If the answer is that two people agreed together, the answer is </w:t>
+        <w:t xml:space="preserve">: what was supposed to stop this, why did it not, and was there </w:t>
       </w:r>
       <w:r>
         <w:rPr>
@@ -11305,7 +9285,7 @@
           <w:sz w:val="15"/>
           <w:szCs w:val="15"/>
         </w:rPr>
-        <w:t xml:space="preserve"> (31) </w:t>
+        <w:t xml:space="preserve"> (30) </w:t>
       </w:r>
       <w:r>
         <w:rPr>
@@ -11327,7 +9307,7 @@
           <w:sz w:val="19"/>
           <w:szCs w:val="19"/>
         </w:rPr>
-        <w:t xml:space="preserve">, not a missing control. </w:t>
+        <w:t xml:space="preserve"> that could have? If the answer is that two people agreed together, the answer is collusion, not a missing control. </w:t>
       </w:r>
     </w:p>
     <w:tbl>
@@ -11385,434 +9365,7 @@
                 <w:sz w:val="16"/>
                 <w:szCs w:val="16"/>
               </w:rPr>
-              <w:t xml:space="preserve">illustrates   ·   component   ·   backwards   ·   collusion   ·   breached</w:t>
-            </w:r>
-          </w:p>
-        </w:tc>
-      </w:tr>
-    </w:tbl>
-    <w:p/>
-    <w:tbl>
-      <w:tblPr>
-        <w:tblW w:type="pct" w:w="100%"/>
-        <w:tblLayout w:type="fixed"/>
-        <w:tblBorders>
-          <w:top w:val="single" w:color="353A7C" w:sz="6"/>
-          <w:left w:val="single" w:color="353A7C" w:sz="6"/>
-          <w:bottom w:val="single" w:color="353A7C" w:sz="6"/>
-          <w:right w:val="single" w:color="353A7C" w:sz="6"/>
-          <w:insideH w:val="single" w:color="353A7C" w:sz="6"/>
-          <w:insideV w:val="single" w:color="353A7C" w:sz="6"/>
-        </w:tblBorders>
-      </w:tblPr>
-      <w:tblGrid>
-        <w:gridCol w:w="4608"/>
-        <w:gridCol w:w="4992"/>
-      </w:tblGrid>
-      <w:tr>
-        <w:tc>
-          <w:tcPr>
-            <w:tcW w:type="pct" w:w="5000"/>
-            <w:gridSpan w:val="2"/>
-            <w:shd w:fill="353A7C" w:val="clear"/>
-            <w:tcMar>
-              <w:top w:type="dxa" w:w="60"/>
-              <w:left w:type="dxa" w:w="120"/>
-              <w:bottom w:type="dxa" w:w="60"/>
-              <w:right w:type="dxa" w:w="120"/>
-            </w:tcMar>
-          </w:tcPr>
-          <w:p>
-            <w:pPr>
-              <w:spacing w:before="40" w:after="40"/>
-            </w:pPr>
-            <w:r>
-              <w:rPr>
-                <w:b/>
-                <w:bCs/>
-                <w:color w:val="FFFFFF"/>
-                <w:sz w:val="17"/>
-                <w:szCs w:val="17"/>
-              </w:rPr>
-              <w:t xml:space="preserve">Exam view</w:t>
-            </w:r>
-          </w:p>
-        </w:tc>
-      </w:tr>
-      <w:tr>
-        <w:tc>
-          <w:tcPr>
-            <w:tcW w:type="pct" w:w="2400"/>
-            <w:shd w:fill="353A7C" w:val="clear"/>
-            <w:tcMar>
-              <w:top w:type="dxa" w:w="50"/>
-              <w:left w:type="dxa" w:w="110"/>
-              <w:bottom w:type="dxa" w:w="50"/>
-              <w:right w:type="dxa" w:w="110"/>
-            </w:tcMar>
-          </w:tcPr>
-          <w:p>
-            <w:pPr>
-              <w:spacing w:before="30" w:after="30"/>
-            </w:pPr>
-            <w:r>
-              <w:rPr>
-                <w:b/>
-                <w:bCs/>
-                <w:color w:val="FFFFFF"/>
-                <w:sz w:val="15"/>
-                <w:szCs w:val="15"/>
-              </w:rPr>
-              <w:t xml:space="preserve">Item</w:t>
-            </w:r>
-          </w:p>
-        </w:tc>
-        <w:tc>
-          <w:tcPr>
-            <w:tcW w:type="pct" w:w="2600"/>
-            <w:shd w:fill="353A7C" w:val="clear"/>
-            <w:tcMar>
-              <w:top w:type="dxa" w:w="50"/>
-              <w:left w:type="dxa" w:w="110"/>
-              <w:bottom w:type="dxa" w:w="50"/>
-              <w:right w:type="dxa" w:w="110"/>
-            </w:tcMar>
-          </w:tcPr>
-          <w:p>
-            <w:pPr>
-              <w:spacing w:before="30" w:after="30"/>
-            </w:pPr>
-            <w:r>
-              <w:rPr>
-                <w:b/>
-                <w:bCs/>
-                <w:color w:val="FFFFFF"/>
-                <w:sz w:val="15"/>
-                <w:szCs w:val="15"/>
-              </w:rPr>
-              <w:t xml:space="preserve">Answer</w:t>
-            </w:r>
-          </w:p>
-        </w:tc>
-      </w:tr>
-      <w:tr>
-        <w:tc>
-          <w:tcPr>
-            <w:tcW w:type="pct" w:w="2400"/>
-            <w:tcMar>
-              <w:top w:type="dxa" w:w="50"/>
-              <w:left w:type="dxa" w:w="110"/>
-              <w:bottom w:type="dxa" w:w="50"/>
-              <w:right w:type="dxa" w:w="110"/>
-            </w:tcMar>
-          </w:tcPr>
-          <w:p>
-            <w:pPr>
-              <w:spacing w:before="28" w:after="28"/>
-            </w:pPr>
-            <w:r>
-              <w:rPr>
-                <w:sz w:val="15"/>
-                <w:szCs w:val="15"/>
-              </w:rPr>
-              <w:t xml:space="preserve">A supplier invoice is paid twice</w:t>
-            </w:r>
-          </w:p>
-        </w:tc>
-        <w:tc>
-          <w:tcPr>
-            <w:tcW w:type="pct" w:w="2600"/>
-            <w:tcMar>
-              <w:top w:type="dxa" w:w="50"/>
-              <w:left w:type="dxa" w:w="110"/>
-              <w:bottom w:type="dxa" w:w="50"/>
-              <w:right w:type="dxa" w:w="110"/>
-            </w:tcMar>
-          </w:tcPr>
-          <w:p>
-            <w:pPr>
-              <w:spacing w:before="28" w:after="28"/>
-            </w:pPr>
-            <w:r>
-              <w:rPr>
-                <w:sz w:val="15"/>
-                <w:szCs w:val="15"/>
-              </w:rPr>
-              <w:t xml:space="preserve"/>
-            </w:r>
-            <w:r>
-              <w:rPr>
-                <w:b/>
-                <w:bCs/>
-                <w:color w:val="8186EF"/>
-                <w:sz w:val="14"/>
-                <w:szCs w:val="14"/>
-              </w:rPr>
-              <w:t xml:space="preserve"> (32) </w:t>
-            </w:r>
-            <w:r>
-              <w:rPr>
-                <w:u w:val="single"/>
-                <w:sz w:val="15"/>
-                <w:szCs w:val="15"/>
-              </w:rPr>
-              <w:t xml:space="preserve">              </w:t>
-            </w:r>
-            <w:r>
-              <w:rPr>
-                <w:sz w:val="15"/>
-                <w:szCs w:val="15"/>
-              </w:rPr>
-              <w:t xml:space="preserve"> </w:t>
-            </w:r>
-            <w:r>
-              <w:rPr>
-                <w:sz w:val="15"/>
-                <w:szCs w:val="15"/>
-              </w:rPr>
-              <w:t xml:space="preserve"> — one clerk can both approve and release payment, so nothing stops the duplicate</w:t>
-            </w:r>
-          </w:p>
-        </w:tc>
-      </w:tr>
-      <w:tr>
-        <w:tc>
-          <w:tcPr>
-            <w:tcW w:type="pct" w:w="2400"/>
-            <w:shd w:fill="FBFAF6" w:val="clear"/>
-            <w:tcMar>
-              <w:top w:type="dxa" w:w="50"/>
-              <w:left w:type="dxa" w:w="110"/>
-              <w:bottom w:type="dxa" w:w="50"/>
-              <w:right w:type="dxa" w:w="110"/>
-            </w:tcMar>
-          </w:tcPr>
-          <w:p>
-            <w:pPr>
-              <w:spacing w:before="28" w:after="28"/>
-            </w:pPr>
-            <w:r>
-              <w:rPr>
-                <w:sz w:val="15"/>
-                <w:szCs w:val="15"/>
-              </w:rPr>
-              <w:t xml:space="preserve">Stock records differ from the count</w:t>
-            </w:r>
-          </w:p>
-        </w:tc>
-        <w:tc>
-          <w:tcPr>
-            <w:tcW w:type="pct" w:w="2600"/>
-            <w:shd w:fill="FBFAF6" w:val="clear"/>
-            <w:tcMar>
-              <w:top w:type="dxa" w:w="50"/>
-              <w:left w:type="dxa" w:w="110"/>
-              <w:bottom w:type="dxa" w:w="50"/>
-              <w:right w:type="dxa" w:w="110"/>
-            </w:tcMar>
-          </w:tcPr>
-          <w:p>
-            <w:pPr>
-              <w:spacing w:before="28" w:after="28"/>
-            </w:pPr>
-            <w:r>
-              <w:rPr>
-                <w:sz w:val="15"/>
-                <w:szCs w:val="15"/>
-              </w:rPr>
-              <w:t xml:space="preserve">Why: the </w:t>
-            </w:r>
-            <w:r>
-              <w:rPr>
-                <w:b/>
-                <w:bCs/>
-                <w:color w:val="8186EF"/>
-                <w:sz w:val="14"/>
-                <w:szCs w:val="14"/>
-              </w:rPr>
-              <w:t xml:space="preserve"> (33) </w:t>
-            </w:r>
-            <w:r>
-              <w:rPr>
-                <w:u w:val="single"/>
-                <w:sz w:val="15"/>
-                <w:szCs w:val="15"/>
-              </w:rPr>
-              <w:t xml:space="preserve">              </w:t>
-            </w:r>
-            <w:r>
-              <w:rPr>
-                <w:sz w:val="15"/>
-                <w:szCs w:val="15"/>
-              </w:rPr>
-              <w:t xml:space="preserve"> </w:t>
-            </w:r>
-            <w:r>
-              <w:rPr>
-                <w:sz w:val="15"/>
-                <w:szCs w:val="15"/>
-              </w:rPr>
-              <w:t xml:space="preserve"> and the custody of stock are not separated, so an error or theft is not detected</w:t>
-            </w:r>
-          </w:p>
-        </w:tc>
-      </w:tr>
-      <w:tr>
-        <w:tc>
-          <w:tcPr>
-            <w:tcW w:type="pct" w:w="2400"/>
-            <w:tcMar>
-              <w:top w:type="dxa" w:w="50"/>
-              <w:left w:type="dxa" w:w="110"/>
-              <w:bottom w:type="dxa" w:w="50"/>
-              <w:right w:type="dxa" w:w="110"/>
-            </w:tcMar>
-          </w:tcPr>
-          <w:p>
-            <w:pPr>
-              <w:spacing w:before="28" w:after="28"/>
-            </w:pPr>
-            <w:r>
-              <w:rPr>
-                <w:sz w:val="15"/>
-                <w:szCs w:val="15"/>
-              </w:rPr>
-              <w:t xml:space="preserve">A new food safety rule is missed</w:t>
-            </w:r>
-          </w:p>
-        </w:tc>
-        <w:tc>
-          <w:tcPr>
-            <w:tcW w:type="pct" w:w="2600"/>
-            <w:tcMar>
-              <w:top w:type="dxa" w:w="50"/>
-              <w:left w:type="dxa" w:w="110"/>
-              <w:bottom w:type="dxa" w:w="50"/>
-              <w:right w:type="dxa" w:w="110"/>
-            </w:tcMar>
-          </w:tcPr>
-          <w:p>
-            <w:pPr>
-              <w:spacing w:before="28" w:after="28"/>
-            </w:pPr>
-            <w:r>
-              <w:rPr>
-                <w:sz w:val="15"/>
-                <w:szCs w:val="15"/>
-              </w:rPr>
-              <w:t xml:space="preserve">Control risk — no control exists to track regulatory change, which is a compliance objective</w:t>
-            </w:r>
-          </w:p>
-        </w:tc>
-      </w:tr>
-      <w:tr>
-        <w:tc>
-          <w:tcPr>
-            <w:tcW w:type="pct" w:w="2400"/>
-            <w:shd w:fill="FBFAF6" w:val="clear"/>
-            <w:tcMar>
-              <w:top w:type="dxa" w:w="50"/>
-              <w:left w:type="dxa" w:w="110"/>
-              <w:bottom w:type="dxa" w:w="50"/>
-              <w:right w:type="dxa" w:w="110"/>
-            </w:tcMar>
-          </w:tcPr>
-          <w:p>
-            <w:pPr>
-              <w:spacing w:before="28" w:after="28"/>
-            </w:pPr>
-            <w:r>
-              <w:rPr>
-                <w:sz w:val="15"/>
-                <w:szCs w:val="15"/>
-              </w:rPr>
-              <w:t xml:space="preserve">The auditor's sample misses a small fraud</w:t>
-            </w:r>
-          </w:p>
-        </w:tc>
-        <w:tc>
-          <w:tcPr>
-            <w:tcW w:type="pct" w:w="2600"/>
-            <w:shd w:fill="FBFAF6" w:val="clear"/>
-            <w:tcMar>
-              <w:top w:type="dxa" w:w="50"/>
-              <w:left w:type="dxa" w:w="110"/>
-              <w:bottom w:type="dxa" w:w="50"/>
-              <w:right w:type="dxa" w:w="110"/>
-            </w:tcMar>
-          </w:tcPr>
-          <w:p>
-            <w:pPr>
-              <w:spacing w:before="28" w:after="28"/>
-            </w:pPr>
-            <w:r>
-              <w:rPr>
-                <w:sz w:val="15"/>
-                <w:szCs w:val="15"/>
-              </w:rPr>
-              <w:t xml:space="preserve">Detection risk — sampling cannot examine every transaction, which is the auditor's own limitation</w:t>
-            </w:r>
-          </w:p>
-        </w:tc>
-      </w:tr>
-    </w:tbl>
-    <w:p/>
-    <w:tbl>
-      <w:tblPr>
-        <w:tblW w:type="pct" w:w="100%"/>
-        <w:tblLayout w:type="fixed"/>
-        <w:tblBorders>
-          <w:top w:val="single" w:color="FBFAF6" w:sz="4"/>
-          <w:left w:val="single" w:color="FBFAF6" w:sz="4"/>
-          <w:bottom w:val="single" w:color="FBFAF6" w:sz="4"/>
-          <w:right w:val="single" w:color="FBFAF6" w:sz="4"/>
-          <w:insideH w:val="single" w:color="FBFAF6" w:sz="4"/>
-          <w:insideV w:val="single" w:color="FBFAF6" w:sz="4"/>
-        </w:tblBorders>
-      </w:tblPr>
-      <w:tblGrid>
-        <w:gridCol w:w="9600"/>
-      </w:tblGrid>
-      <w:tr>
-        <w:tc>
-          <w:tcPr>
-            <w:tcW w:type="pct" w:w="5000"/>
-            <w:shd w:fill="FBFAF6" w:val="clear"/>
-            <w:tcMar>
-              <w:top w:type="dxa" w:w="40"/>
-              <w:left w:type="dxa" w:w="100"/>
-              <w:bottom w:type="dxa" w:w="40"/>
-              <w:right w:type="dxa" w:w="100"/>
-            </w:tcMar>
-          </w:tcPr>
-          <w:p>
-            <w:pPr>
-              <w:spacing w:before="18" w:after="6"/>
-            </w:pPr>
-            <w:r>
-              <w:rPr>
-                <w:b/>
-                <w:bCs/>
-                <w:color w:val="6B7280"/>
-                <w:sz w:val="14"/>
-                <w:szCs w:val="14"/>
-              </w:rPr>
-              <w:t xml:space="preserve">word list</w:t>
-            </w:r>
-          </w:p>
-          <w:p>
-            <w:pPr>
-              <w:spacing w:before="0" w:after="18"/>
-            </w:pPr>
-            <w:r>
-              <w:rPr>
-                <w:b/>
-                <w:bCs/>
-                <w:color w:val="353A7C"/>
-                <w:sz w:val="16"/>
-                <w:szCs w:val="16"/>
-              </w:rPr>
-              <w:t xml:space="preserve">Control risk   ·   Detection risk   ·   recording</w:t>
+              <w:t xml:space="preserve">illustrates   ·   objective   ·   backwards   ·   anything   ·   limitation</w:t>
             </w:r>
           </w:p>
         </w:tc>
@@ -11861,7 +9414,7 @@
                 <w:sz w:val="17"/>
                 <w:szCs w:val="17"/>
               </w:rPr>
-              <w:t xml:space="preserve">Fact from the case — Category</w:t>
+              <w:t xml:space="preserve">Exam view</w:t>
             </w:r>
           </w:p>
         </w:tc>
@@ -11969,7 +9522,7 @@
                 <w:sz w:val="14"/>
                 <w:szCs w:val="14"/>
               </w:rPr>
-              <w:t xml:space="preserve">(34)</w:t>
+              <w:t xml:space="preserve">(31)</w:t>
             </w:r>
           </w:p>
         </w:tc>
@@ -12002,7 +9555,7 @@
         <w:tc>
           <w:tcPr>
             <w:tcW w:type="pct" w:w="2400"/>
-            <w:shd w:fill="FBFAF6" w:val="clear"/>
+            <w:shd w:fill="FFFFFF" w:val="clear"/>
             <w:tcMar>
               <w:top w:type="dxa" w:w="50"/>
               <w:left w:type="dxa" w:w="110"/>
@@ -12012,14 +9565,17 @@
           </w:tcPr>
           <w:p>
             <w:pPr>
-              <w:spacing w:before="28" w:after="28"/>
-            </w:pPr>
-            <w:r>
-              <w:rPr>
-                <w:sz w:val="15"/>
-                <w:szCs w:val="15"/>
-              </w:rPr>
-              <w:t xml:space="preserve">Control risk</w:t>
+              <w:spacing w:before="46" w:after="46"/>
+            </w:pPr>
+            <w:r>
+              <w:rPr>
+                <w:b/>
+                <w:bCs/>
+                <w:color w:val="8186EF"/>
+                <w:sz w:val="14"/>
+                <w:szCs w:val="14"/>
+              </w:rPr>
+              <w:t xml:space="preserve">(32)</w:t>
             </w:r>
           </w:p>
         </w:tc>
@@ -12100,7 +9656,7 @@
         <w:tc>
           <w:tcPr>
             <w:tcW w:type="pct" w:w="2400"/>
-            <w:shd w:fill="FFFFFF" w:val="clear"/>
+            <w:shd w:fill="FBFAF6" w:val="clear"/>
             <w:tcMar>
               <w:top w:type="dxa" w:w="50"/>
               <w:left w:type="dxa" w:w="110"/>
@@ -12110,17 +9666,14 @@
           </w:tcPr>
           <w:p>
             <w:pPr>
-              <w:spacing w:before="46" w:after="46"/>
-            </w:pPr>
-            <w:r>
-              <w:rPr>
-                <w:b/>
-                <w:bCs/>
-                <w:color w:val="8186EF"/>
-                <w:sz w:val="14"/>
-                <w:szCs w:val="14"/>
-              </w:rPr>
-              <w:t xml:space="preserve">(35)</w:t>
+              <w:spacing w:before="28" w:after="28"/>
+            </w:pPr>
+            <w:r>
+              <w:rPr>
+                <w:sz w:val="15"/>
+                <w:szCs w:val="15"/>
+              </w:rPr>
+              <w:t xml:space="preserve">Control risk</w:t>
             </w:r>
           </w:p>
         </w:tc>
@@ -12182,25 +9735,13 @@
                 <w:sz w:val="16"/>
                 <w:szCs w:val="16"/>
               </w:rPr>
-              <w:t xml:space="preserve">Inherent risk   ·   Control risk   ·   Detection risk</w:t>
+              <w:t xml:space="preserve">Inherent risk   ·   Detection risk   ·   Control risk</w:t>
             </w:r>
           </w:p>
         </w:tc>
       </w:tr>
     </w:tbl>
     <w:p/>
-    <w:p>
-      <w:pPr>
-        <w:pageBreakBefore w:val="true"/>
-        <w:spacing w:after="0"/>
-      </w:pPr>
-      <w:r>
-        <w:rPr>
-          <w:sz w:val="2"/>
-        </w:rPr>
-        <w:t xml:space="preserve"> </w:t>
-      </w:r>
-    </w:p>
     <w:p>
       <w:pPr>
         <w:spacing w:before="44" w:after="10"/>
@@ -12330,7 +9871,7 @@
                 <w:sz w:val="16"/>
                 <w:szCs w:val="16"/>
               </w:rPr>
-              <w:t xml:space="preserve">detection risk   ·   inherent risk   ·   management override   ·   control risk</w:t>
+              <w:t xml:space="preserve">detection risk   ·   control environment   ·   control risk</w:t>
             </w:r>
           </w:p>
         </w:tc>
@@ -12460,14 +10001,14 @@
                 <w:sz w:val="16"/>
                 <w:szCs w:val="16"/>
               </w:rPr>
-              <w:t xml:space="preserve">20  </w:t>
-            </w:r>
-            <w:r>
-              <w:rPr>
-                <w:sz w:val="16"/>
-                <w:szCs w:val="16"/>
-              </w:rPr>
-              <w:t xml:space="preserve">management</w:t>
+              <w:t xml:space="preserve">18  </w:t>
+            </w:r>
+            <w:r>
+              <w:rPr>
+                <w:sz w:val="16"/>
+                <w:szCs w:val="16"/>
+              </w:rPr>
+              <w:t xml:space="preserve">particular</w:t>
             </w:r>
           </w:p>
         </w:tc>
@@ -12528,14 +10069,14 @@
                 <w:sz w:val="16"/>
                 <w:szCs w:val="16"/>
               </w:rPr>
-              <w:t xml:space="preserve">21  </w:t>
-            </w:r>
-            <w:r>
-              <w:rPr>
-                <w:sz w:val="16"/>
-                <w:szCs w:val="16"/>
-              </w:rPr>
-              <w:t xml:space="preserve">Reasonable</w:t>
+              <w:t xml:space="preserve">19  </w:t>
+            </w:r>
+            <w:r>
+              <w:rPr>
+                <w:sz w:val="16"/>
+                <w:szCs w:val="16"/>
+              </w:rPr>
+              <w:t xml:space="preserve">instructing</w:t>
             </w:r>
           </w:p>
         </w:tc>
@@ -12596,14 +10137,14 @@
                 <w:sz w:val="16"/>
                 <w:szCs w:val="16"/>
               </w:rPr>
-              <w:t xml:space="preserve">22  </w:t>
-            </w:r>
-            <w:r>
-              <w:rPr>
-                <w:sz w:val="16"/>
-                <w:szCs w:val="16"/>
-              </w:rPr>
-              <w:t xml:space="preserve">detection</w:t>
+              <w:t xml:space="preserve">20  </w:t>
+            </w:r>
+            <w:r>
+              <w:rPr>
+                <w:sz w:val="16"/>
+                <w:szCs w:val="16"/>
+              </w:rPr>
+              <w:t xml:space="preserve">management</w:t>
             </w:r>
           </w:p>
         </w:tc>
@@ -12638,7 +10179,7 @@
                 <w:sz w:val="16"/>
                 <w:szCs w:val="16"/>
               </w:rPr>
-              <w:t xml:space="preserve">limitation</w:t>
+              <w:t xml:space="preserve">explains</w:t>
             </w:r>
           </w:p>
         </w:tc>
@@ -12664,14 +10205,14 @@
                 <w:sz w:val="16"/>
                 <w:szCs w:val="16"/>
               </w:rPr>
-              <w:t xml:space="preserve">23  </w:t>
-            </w:r>
-            <w:r>
-              <w:rPr>
-                <w:sz w:val="16"/>
-                <w:szCs w:val="16"/>
-              </w:rPr>
-              <w:t xml:space="preserve">environment</w:t>
+              <w:t xml:space="preserve">21  </w:t>
+            </w:r>
+            <w:r>
+              <w:rPr>
+                <w:sz w:val="16"/>
+                <w:szCs w:val="16"/>
+              </w:rPr>
+              <w:t xml:space="preserve">available</w:t>
             </w:r>
           </w:p>
         </w:tc>
@@ -12732,14 +10273,14 @@
                 <w:sz w:val="16"/>
                 <w:szCs w:val="16"/>
               </w:rPr>
-              <w:t xml:space="preserve">24  </w:t>
-            </w:r>
-            <w:r>
-              <w:rPr>
-                <w:sz w:val="16"/>
-                <w:szCs w:val="16"/>
-              </w:rPr>
-              <w:t xml:space="preserve">objectives</w:t>
+              <w:t xml:space="preserve">22  </w:t>
+            </w:r>
+            <w:r>
+              <w:rPr>
+                <w:sz w:val="16"/>
+                <w:szCs w:val="16"/>
+              </w:rPr>
+              <w:t xml:space="preserve">allowed</w:t>
             </w:r>
           </w:p>
         </w:tc>
@@ -12774,7 +10315,7 @@
                 <w:sz w:val="16"/>
                 <w:szCs w:val="16"/>
               </w:rPr>
-              <w:t xml:space="preserve">approved</w:t>
+              <w:t xml:space="preserve">delivered</w:t>
             </w:r>
           </w:p>
         </w:tc>
@@ -12800,14 +10341,14 @@
                 <w:sz w:val="16"/>
                 <w:szCs w:val="16"/>
               </w:rPr>
-              <w:t xml:space="preserve">25  </w:t>
-            </w:r>
-            <w:r>
-              <w:rPr>
-                <w:sz w:val="16"/>
-                <w:szCs w:val="16"/>
-              </w:rPr>
-              <w:t xml:space="preserve">reasonable</w:t>
+              <w:t xml:space="preserve">23  </w:t>
+            </w:r>
+            <w:r>
+              <w:rPr>
+                <w:sz w:val="16"/>
+                <w:szCs w:val="16"/>
+              </w:rPr>
+              <w:t xml:space="preserve">objectives</w:t>
             </w:r>
           </w:p>
         </w:tc>
@@ -12842,7 +10383,7 @@
                 <w:sz w:val="16"/>
                 <w:szCs w:val="16"/>
               </w:rPr>
-              <w:t xml:space="preserve">delivered</w:t>
+              <w:t xml:space="preserve">records</w:t>
             </w:r>
           </w:p>
         </w:tc>
@@ -12868,14 +10409,14 @@
                 <w:sz w:val="16"/>
                 <w:szCs w:val="16"/>
               </w:rPr>
-              <w:t xml:space="preserve">26  </w:t>
-            </w:r>
-            <w:r>
-              <w:rPr>
-                <w:sz w:val="16"/>
-                <w:szCs w:val="16"/>
-              </w:rPr>
-              <w:t xml:space="preserve">A supplier invoice is paid twice</w:t>
+              <w:t xml:space="preserve">24  </w:t>
+            </w:r>
+            <w:r>
+              <w:rPr>
+                <w:sz w:val="16"/>
+                <w:szCs w:val="16"/>
+              </w:rPr>
+              <w:t xml:space="preserve">certainty</w:t>
             </w:r>
           </w:p>
         </w:tc>
@@ -12910,7 +10451,7 @@
                 <w:sz w:val="16"/>
                 <w:szCs w:val="16"/>
               </w:rPr>
-              <w:t xml:space="preserve">payments</w:t>
+              <w:t xml:space="preserve">verify</w:t>
             </w:r>
           </w:p>
         </w:tc>
@@ -12936,14 +10477,14 @@
                 <w:sz w:val="16"/>
                 <w:szCs w:val="16"/>
               </w:rPr>
-              <w:t xml:space="preserve">27  </w:t>
-            </w:r>
-            <w:r>
-              <w:rPr>
-                <w:sz w:val="16"/>
-                <w:szCs w:val="16"/>
-              </w:rPr>
-              <w:t xml:space="preserve">A new food safety rule is missed</w:t>
+              <w:t xml:space="preserve">25  </w:t>
+            </w:r>
+            <w:r>
+              <w:rPr>
+                <w:sz w:val="16"/>
+                <w:szCs w:val="16"/>
+              </w:rPr>
+              <w:t xml:space="preserve">A supplier invoice is paid twice</w:t>
             </w:r>
           </w:p>
         </w:tc>
@@ -12978,7 +10519,7 @@
                 <w:sz w:val="16"/>
                 <w:szCs w:val="16"/>
               </w:rPr>
-              <w:t xml:space="preserve">disguise</w:t>
+              <w:t xml:space="preserve">person</w:t>
             </w:r>
           </w:p>
         </w:tc>
@@ -13004,14 +10545,14 @@
                 <w:sz w:val="16"/>
                 <w:szCs w:val="16"/>
               </w:rPr>
-              <w:t xml:space="preserve">28  </w:t>
-            </w:r>
-            <w:r>
-              <w:rPr>
-                <w:sz w:val="16"/>
-                <w:szCs w:val="16"/>
-              </w:rPr>
-              <w:t xml:space="preserve">component</w:t>
+              <w:t xml:space="preserve">26  </w:t>
+            </w:r>
+            <w:r>
+              <w:rPr>
+                <w:sz w:val="16"/>
+                <w:szCs w:val="16"/>
+              </w:rPr>
+              <w:t xml:space="preserve">Stock records differ from the count</w:t>
             </w:r>
           </w:p>
         </w:tc>
@@ -13046,7 +10587,7 @@
                 <w:sz w:val="16"/>
                 <w:szCs w:val="16"/>
               </w:rPr>
-              <w:t xml:space="preserve">Control</w:t>
+              <w:t xml:space="preserve">should</w:t>
             </w:r>
           </w:p>
         </w:tc>
@@ -13072,14 +10613,14 @@
                 <w:sz w:val="16"/>
                 <w:szCs w:val="16"/>
               </w:rPr>
-              <w:t xml:space="preserve">29  </w:t>
-            </w:r>
-            <w:r>
-              <w:rPr>
-                <w:sz w:val="16"/>
-                <w:szCs w:val="16"/>
-              </w:rPr>
-              <w:t xml:space="preserve">illustrates</w:t>
+              <w:t xml:space="preserve">27  </w:t>
+            </w:r>
+            <w:r>
+              <w:rPr>
+                <w:sz w:val="16"/>
+                <w:szCs w:val="16"/>
+              </w:rPr>
+              <w:t xml:space="preserve">objective</w:t>
             </w:r>
           </w:p>
         </w:tc>
@@ -13114,7 +10655,7 @@
                 <w:sz w:val="16"/>
                 <w:szCs w:val="16"/>
               </w:rPr>
-              <w:t xml:space="preserve">separated</w:t>
+              <w:t xml:space="preserve">receipts</w:t>
             </w:r>
           </w:p>
         </w:tc>
@@ -13140,14 +10681,14 @@
                 <w:sz w:val="16"/>
                 <w:szCs w:val="16"/>
               </w:rPr>
-              <w:t xml:space="preserve">30  </w:t>
-            </w:r>
-            <w:r>
-              <w:rPr>
-                <w:sz w:val="16"/>
-                <w:szCs w:val="16"/>
-              </w:rPr>
-              <w:t xml:space="preserve">backwards</w:t>
+              <w:t xml:space="preserve">28  </w:t>
+            </w:r>
+            <w:r>
+              <w:rPr>
+                <w:sz w:val="16"/>
+                <w:szCs w:val="16"/>
+              </w:rPr>
+              <w:t xml:space="preserve">illustrates</w:t>
             </w:r>
           </w:p>
         </w:tc>
@@ -13182,7 +10723,7 @@
                 <w:sz w:val="16"/>
                 <w:szCs w:val="16"/>
               </w:rPr>
-              <w:t xml:space="preserve">separated</w:t>
+              <w:t xml:space="preserve">passed</w:t>
             </w:r>
           </w:p>
         </w:tc>
@@ -13208,14 +10749,14 @@
                 <w:sz w:val="16"/>
                 <w:szCs w:val="16"/>
               </w:rPr>
-              <w:t xml:space="preserve">31  </w:t>
-            </w:r>
-            <w:r>
-              <w:rPr>
-                <w:sz w:val="16"/>
-                <w:szCs w:val="16"/>
-              </w:rPr>
-              <w:t xml:space="preserve">collusion</w:t>
+              <w:t xml:space="preserve">29  </w:t>
+            </w:r>
+            <w:r>
+              <w:rPr>
+                <w:sz w:val="16"/>
+                <w:szCs w:val="16"/>
+              </w:rPr>
+              <w:t xml:space="preserve">backwards</w:t>
             </w:r>
           </w:p>
         </w:tc>
@@ -13250,7 +10791,7 @@
                 <w:sz w:val="16"/>
                 <w:szCs w:val="16"/>
               </w:rPr>
-              <w:t xml:space="preserve">monitoring</w:t>
+              <w:t xml:space="preserve">looked</w:t>
             </w:r>
           </w:p>
         </w:tc>
@@ -13276,14 +10817,14 @@
                 <w:sz w:val="16"/>
                 <w:szCs w:val="16"/>
               </w:rPr>
-              <w:t xml:space="preserve">32  </w:t>
-            </w:r>
-            <w:r>
-              <w:rPr>
-                <w:sz w:val="16"/>
-                <w:szCs w:val="16"/>
-              </w:rPr>
-              <w:t xml:space="preserve">Control risk</w:t>
+              <w:t xml:space="preserve">30  </w:t>
+            </w:r>
+            <w:r>
+              <w:rPr>
+                <w:sz w:val="16"/>
+                <w:szCs w:val="16"/>
+              </w:rPr>
+              <w:t xml:space="preserve">anything</w:t>
             </w:r>
           </w:p>
         </w:tc>
@@ -13318,7 +10859,7 @@
                 <w:sz w:val="16"/>
                 <w:szCs w:val="16"/>
               </w:rPr>
-              <w:t xml:space="preserve">environment</w:t>
+              <w:t xml:space="preserve">accountable</w:t>
             </w:r>
           </w:p>
         </w:tc>
@@ -13344,14 +10885,14 @@
                 <w:sz w:val="16"/>
                 <w:szCs w:val="16"/>
               </w:rPr>
-              <w:t xml:space="preserve">33  </w:t>
-            </w:r>
-            <w:r>
-              <w:rPr>
-                <w:sz w:val="16"/>
-                <w:szCs w:val="16"/>
-              </w:rPr>
-              <w:t xml:space="preserve">recording</w:t>
+              <w:t xml:space="preserve">31  </w:t>
+            </w:r>
+            <w:r>
+              <w:rPr>
+                <w:sz w:val="16"/>
+                <w:szCs w:val="16"/>
+              </w:rPr>
+              <w:t xml:space="preserve">Inherent risk</w:t>
             </w:r>
           </w:p>
         </w:tc>
@@ -13386,7 +10927,7 @@
                 <w:sz w:val="16"/>
                 <w:szCs w:val="16"/>
               </w:rPr>
-              <w:t xml:space="preserve">nothing</w:t>
+              <w:t xml:space="preserve">purchases</w:t>
             </w:r>
           </w:p>
         </w:tc>
@@ -13412,14 +10953,14 @@
                 <w:sz w:val="16"/>
                 <w:szCs w:val="16"/>
               </w:rPr>
-              <w:t xml:space="preserve">34  </w:t>
-            </w:r>
-            <w:r>
-              <w:rPr>
-                <w:sz w:val="16"/>
-                <w:szCs w:val="16"/>
-              </w:rPr>
-              <w:t xml:space="preserve">Inherent risk</w:t>
+              <w:t xml:space="preserve">32  </w:t>
+            </w:r>
+            <w:r>
+              <w:rPr>
+                <w:sz w:val="16"/>
+                <w:szCs w:val="16"/>
+              </w:rPr>
+              <w:t xml:space="preserve">Control risk</w:t>
             </w:r>
           </w:p>
         </w:tc>
@@ -13454,7 +10995,7 @@
                 <w:sz w:val="16"/>
                 <w:szCs w:val="16"/>
               </w:rPr>
-              <w:t xml:space="preserve">Reporting</w:t>
+              <w:t xml:space="preserve">procurement</w:t>
             </w:r>
           </w:p>
         </w:tc>
@@ -13480,14 +11021,14 @@
                 <w:sz w:val="16"/>
                 <w:szCs w:val="16"/>
               </w:rPr>
-              <w:t xml:space="preserve">35  </w:t>
-            </w:r>
-            <w:r>
-              <w:rPr>
-                <w:sz w:val="16"/>
-                <w:szCs w:val="16"/>
-              </w:rPr>
-              <w:t xml:space="preserve">Control risk</w:t>
+              <w:t xml:space="preserve">33  </w:t>
+            </w:r>
+            <w:r>
+              <w:rPr>
+                <w:sz w:val="16"/>
+                <w:szCs w:val="16"/>
+              </w:rPr>
+              <w:t xml:space="preserve">detection risk</w:t>
             </w:r>
           </w:p>
         </w:tc>
@@ -13522,7 +11063,7 @@
                 <w:sz w:val="16"/>
                 <w:szCs w:val="16"/>
               </w:rPr>
-              <w:t xml:space="preserve">supplier</w:t>
+              <w:t xml:space="preserve">payment</w:t>
             </w:r>
           </w:p>
         </w:tc>
@@ -13548,150 +11089,14 @@
                 <w:sz w:val="16"/>
                 <w:szCs w:val="16"/>
               </w:rPr>
-              <w:t xml:space="preserve">36  </w:t>
-            </w:r>
-            <w:r>
-              <w:rPr>
-                <w:sz w:val="16"/>
-                <w:szCs w:val="16"/>
-              </w:rPr>
-              <w:t xml:space="preserve">inherent risk</w:t>
-            </w:r>
-          </w:p>
-        </w:tc>
-      </w:tr>
-      <w:tr>
-        <w:tc>
-          <w:tcPr>
-            <w:tcW w:type="pct" w:w="2500"/>
-            <w:tcMar>
-              <w:top w:type="dxa" w:w="20"/>
-              <w:left w:type="dxa" w:w="80"/>
-              <w:bottom w:type="dxa" w:w="20"/>
-              <w:right w:type="dxa" w:w="80"/>
-            </w:tcMar>
-          </w:tcPr>
-          <w:p>
-            <w:pPr>
-              <w:spacing w:before="12" w:after="12"/>
-            </w:pPr>
-            <w:r>
-              <w:rPr>
-                <w:b/>
-                <w:bCs/>
-                <w:color w:val="8186EF"/>
-                <w:sz w:val="16"/>
-                <w:szCs w:val="16"/>
-              </w:rPr>
-              <w:t xml:space="preserve">18  </w:t>
-            </w:r>
-            <w:r>
-              <w:rPr>
-                <w:sz w:val="16"/>
-                <w:szCs w:val="16"/>
-              </w:rPr>
-              <w:t xml:space="preserve">particular</w:t>
-            </w:r>
-          </w:p>
-        </w:tc>
-        <w:tc>
-          <w:tcPr>
-            <w:tcW w:type="pct" w:w="2500"/>
-            <w:tcMar>
-              <w:top w:type="dxa" w:w="20"/>
-              <w:left w:type="dxa" w:w="80"/>
-              <w:bottom w:type="dxa" w:w="20"/>
-              <w:right w:type="dxa" w:w="80"/>
-            </w:tcMar>
-          </w:tcPr>
-          <w:p>
-            <w:pPr>
-              <w:spacing w:before="12" w:after="12"/>
-            </w:pPr>
-            <w:r>
-              <w:rPr>
-                <w:b/>
-                <w:bCs/>
-                <w:color w:val="8186EF"/>
-                <w:sz w:val="16"/>
-                <w:szCs w:val="16"/>
-              </w:rPr>
-              <w:t xml:space="preserve">37  </w:t>
-            </w:r>
-            <w:r>
-              <w:rPr>
-                <w:sz w:val="16"/>
-                <w:szCs w:val="16"/>
-              </w:rPr>
-              <w:t xml:space="preserve">detection risk</w:t>
-            </w:r>
-          </w:p>
-        </w:tc>
-      </w:tr>
-      <w:tr>
-        <w:tc>
-          <w:tcPr>
-            <w:tcW w:type="pct" w:w="2500"/>
-            <w:tcMar>
-              <w:top w:type="dxa" w:w="20"/>
-              <w:left w:type="dxa" w:w="80"/>
-              <w:bottom w:type="dxa" w:w="20"/>
-              <w:right w:type="dxa" w:w="80"/>
-            </w:tcMar>
-          </w:tcPr>
-          <w:p>
-            <w:pPr>
-              <w:spacing w:before="12" w:after="12"/>
-            </w:pPr>
-            <w:r>
-              <w:rPr>
-                <w:b/>
-                <w:bCs/>
-                <w:color w:val="8186EF"/>
-                <w:sz w:val="16"/>
-                <w:szCs w:val="16"/>
-              </w:rPr>
-              <w:t xml:space="preserve">19  </w:t>
-            </w:r>
-            <w:r>
-              <w:rPr>
-                <w:sz w:val="16"/>
-                <w:szCs w:val="16"/>
-              </w:rPr>
-              <w:t xml:space="preserve">instructing</w:t>
-            </w:r>
-          </w:p>
-        </w:tc>
-        <w:tc>
-          <w:tcPr>
-            <w:tcW w:type="pct" w:w="2500"/>
-            <w:tcMar>
-              <w:top w:type="dxa" w:w="20"/>
-              <w:left w:type="dxa" w:w="80"/>
-              <w:bottom w:type="dxa" w:w="20"/>
-              <w:right w:type="dxa" w:w="80"/>
-            </w:tcMar>
-          </w:tcPr>
-          <w:p>
-            <w:pPr>
-              <w:spacing w:before="12" w:after="12"/>
-            </w:pPr>
-            <w:r>
-              <w:rPr>
-                <w:b/>
-                <w:bCs/>
-                <w:color w:val="8186EF"/>
-                <w:sz w:val="16"/>
-                <w:szCs w:val="16"/>
-              </w:rPr>
-              <w:t xml:space="preserve">38  </w:t>
-            </w:r>
-            <w:r>
-              <w:rPr>
-                <w:sz w:val="16"/>
-                <w:szCs w:val="16"/>
-              </w:rPr>
-              <w:t xml:space="preserve">management override</w:t>
+              <w:t xml:space="preserve">34  </w:t>
+            </w:r>
+            <w:r>
+              <w:rPr>
+                <w:sz w:val="16"/>
+                <w:szCs w:val="16"/>
+              </w:rPr>
+              <w:t xml:space="preserve">control environment</w:t>
             </w:r>
           </w:p>
         </w:tc>
@@ -14253,7 +11658,7 @@
               <w:sz w:val="16"/>
               <w:szCs w:val="16"/>
             </w:rPr>
-            <w:t xml:space="preserve"> of 2</w:t>
+            <w:t xml:space="preserve"> of 1</w:t>
           </w:r>
         </w:p>
       </w:tc>
@@ -14799,7 +12204,7 @@
               <w:sz w:val="16"/>
               <w:szCs w:val="16"/>
             </w:rPr>
-            <w:t xml:space="preserve"> of 4</w:t>
+            <w:t xml:space="preserve"> of 3</w:t>
           </w:r>
         </w:p>
       </w:tc>
